--- a/labs/лекция-05-хранимые-процедуры/Хранимые процедуры.docx
+++ b/labs/лекция-05-хранимые-процедуры/Хранимые процедуры.docx
@@ -3059,7 +3059,7 @@
           <w:sz w:val="24"/>
           <w:szCs w:val="24"/>
         </w:rPr>
-        <w:t xml:space="preserve">Процедура добавления платежа опаснее, чем добавление клиента: ошибка здесь испортит финансовую отчётность. Поэтому до вставки выполняются две проверки — существует ли аренда, к которой привязывается платёж, и положительна ли сумма. Сама вставка обёрнута в транзакцию, а весь блок — в TRY...CATCH.</w:t>
+        <w:t xml:space="preserve">Процедура добавления платежа опаснее, чем добавление клиента: ошибка здесь испортит финансовую отчётность. Поэтому до вставки выполняются две проверки — существует ли аренда, к которой привязывается платёж, и положительна ли сумма. Если проверка не пройдена, процедура сообщает об этом через RAISERROR и завершается, ничего не записав.</w:t>
       </w:r>
     </w:p>
     <w:p>
@@ -3280,58 +3280,92 @@
           <w:sz w:val="19"/>
           <w:szCs w:val="19"/>
         </w:rPr>
-        <w:t xml:space="preserve">    BEGIN TRY</w:t>
-      </w:r>
-    </w:p>
-    <w:p>
-      <w:pPr>
-        <w:pBdr>
-          <w:left w:val="single" w:color="BFBFBF" w:sz="12" w:space="6"/>
-        </w:pBdr>
-        <w:shd w:fill="F2F2F2" w:color="auto" w:val="clear"/>
-        <w:spacing w:after="0" w:line="240"/>
-      </w:pPr>
-      <w:r>
-        <w:rPr>
-          <w:rFonts w:ascii="Consolas" w:cs="Consolas" w:eastAsia="Consolas" w:hAnsi="Consolas"/>
-          <w:sz w:val="19"/>
-          <w:szCs w:val="19"/>
-        </w:rPr>
-        <w:t xml:space="preserve">        /* проверка 1: аренда должна существовать */</w:t>
-      </w:r>
-    </w:p>
-    <w:p>
-      <w:pPr>
-        <w:pBdr>
-          <w:left w:val="single" w:color="BFBFBF" w:sz="12" w:space="6"/>
-        </w:pBdr>
-        <w:shd w:fill="F2F2F2" w:color="auto" w:val="clear"/>
-        <w:spacing w:after="0" w:line="240"/>
-      </w:pPr>
-      <w:r>
-        <w:rPr>
-          <w:rFonts w:ascii="Consolas" w:cs="Consolas" w:eastAsia="Consolas" w:hAnsi="Consolas"/>
-          <w:sz w:val="19"/>
-          <w:szCs w:val="19"/>
-        </w:rPr>
-        <w:t xml:space="preserve">        IF NOT EXISTS (SELECT 1 FROM dbo.Rentals WHERE rental_id = @rental_id)</w:t>
-      </w:r>
-    </w:p>
-    <w:p>
-      <w:pPr>
-        <w:pBdr>
-          <w:left w:val="single" w:color="BFBFBF" w:sz="12" w:space="6"/>
-        </w:pBdr>
-        <w:shd w:fill="F2F2F2" w:color="auto" w:val="clear"/>
-        <w:spacing w:after="0" w:line="240"/>
-      </w:pPr>
-      <w:r>
-        <w:rPr>
-          <w:rFonts w:ascii="Consolas" w:cs="Consolas" w:eastAsia="Consolas" w:hAnsi="Consolas"/>
-          <w:sz w:val="19"/>
-          <w:szCs w:val="19"/>
-        </w:rPr>
-        <w:t xml:space="preserve">            RAISERROR(N'Аренда с номером %d не найдена.', 16, 1, @rental_id);</w:t>
+        <w:t xml:space="preserve">    /* проверка 1: аренда должна существовать */</w:t>
+      </w:r>
+    </w:p>
+    <w:p>
+      <w:pPr>
+        <w:pBdr>
+          <w:left w:val="single" w:color="BFBFBF" w:sz="12" w:space="6"/>
+        </w:pBdr>
+        <w:shd w:fill="F2F2F2" w:color="auto" w:val="clear"/>
+        <w:spacing w:after="0" w:line="240"/>
+      </w:pPr>
+      <w:r>
+        <w:rPr>
+          <w:rFonts w:ascii="Consolas" w:cs="Consolas" w:eastAsia="Consolas" w:hAnsi="Consolas"/>
+          <w:sz w:val="19"/>
+          <w:szCs w:val="19"/>
+        </w:rPr>
+        <w:t xml:space="preserve">    IF NOT EXISTS (SELECT 1 FROM dbo.Rentals WHERE rental_id = @rental_id)</w:t>
+      </w:r>
+    </w:p>
+    <w:p>
+      <w:pPr>
+        <w:pBdr>
+          <w:left w:val="single" w:color="BFBFBF" w:sz="12" w:space="6"/>
+        </w:pBdr>
+        <w:shd w:fill="F2F2F2" w:color="auto" w:val="clear"/>
+        <w:spacing w:after="0" w:line="240"/>
+      </w:pPr>
+      <w:r>
+        <w:rPr>
+          <w:rFonts w:ascii="Consolas" w:cs="Consolas" w:eastAsia="Consolas" w:hAnsi="Consolas"/>
+          <w:sz w:val="19"/>
+          <w:szCs w:val="19"/>
+        </w:rPr>
+        <w:t xml:space="preserve">    BEGIN</w:t>
+      </w:r>
+    </w:p>
+    <w:p>
+      <w:pPr>
+        <w:pBdr>
+          <w:left w:val="single" w:color="BFBFBF" w:sz="12" w:space="6"/>
+        </w:pBdr>
+        <w:shd w:fill="F2F2F2" w:color="auto" w:val="clear"/>
+        <w:spacing w:after="0" w:line="240"/>
+      </w:pPr>
+      <w:r>
+        <w:rPr>
+          <w:rFonts w:ascii="Consolas" w:cs="Consolas" w:eastAsia="Consolas" w:hAnsi="Consolas"/>
+          <w:sz w:val="19"/>
+          <w:szCs w:val="19"/>
+        </w:rPr>
+        <w:t xml:space="preserve">        RAISERROR(N'Аренда с номером %d не найдена.', 16, 1, @rental_id);</w:t>
+      </w:r>
+    </w:p>
+    <w:p>
+      <w:pPr>
+        <w:pBdr>
+          <w:left w:val="single" w:color="BFBFBF" w:sz="12" w:space="6"/>
+        </w:pBdr>
+        <w:shd w:fill="F2F2F2" w:color="auto" w:val="clear"/>
+        <w:spacing w:after="0" w:line="240"/>
+      </w:pPr>
+      <w:r>
+        <w:rPr>
+          <w:rFonts w:ascii="Consolas" w:cs="Consolas" w:eastAsia="Consolas" w:hAnsi="Consolas"/>
+          <w:sz w:val="19"/>
+          <w:szCs w:val="19"/>
+        </w:rPr>
+        <w:t xml:space="preserve">        RETURN;</w:t>
+      </w:r>
+    </w:p>
+    <w:p>
+      <w:pPr>
+        <w:pBdr>
+          <w:left w:val="single" w:color="BFBFBF" w:sz="12" w:space="6"/>
+        </w:pBdr>
+        <w:shd w:fill="F2F2F2" w:color="auto" w:val="clear"/>
+        <w:spacing w:after="0" w:line="240"/>
+      </w:pPr>
+      <w:r>
+        <w:rPr>
+          <w:rFonts w:ascii="Consolas" w:cs="Consolas" w:eastAsia="Consolas" w:hAnsi="Consolas"/>
+          <w:sz w:val="19"/>
+          <w:szCs w:val="19"/>
+        </w:rPr>
+        <w:t xml:space="preserve">    END</w:t>
       </w:r>
     </w:p>
     <w:p>
@@ -3365,41 +3399,92 @@
           <w:sz w:val="19"/>
           <w:szCs w:val="19"/>
         </w:rPr>
-        <w:t xml:space="preserve">        /* проверка 2: сумма должна быть больше нуля */</w:t>
-      </w:r>
-    </w:p>
-    <w:p>
-      <w:pPr>
-        <w:pBdr>
-          <w:left w:val="single" w:color="BFBFBF" w:sz="12" w:space="6"/>
-        </w:pBdr>
-        <w:shd w:fill="F2F2F2" w:color="auto" w:val="clear"/>
-        <w:spacing w:after="0" w:line="240"/>
-      </w:pPr>
-      <w:r>
-        <w:rPr>
-          <w:rFonts w:ascii="Consolas" w:cs="Consolas" w:eastAsia="Consolas" w:hAnsi="Consolas"/>
-          <w:sz w:val="19"/>
-          <w:szCs w:val="19"/>
-        </w:rPr>
-        <w:t xml:space="preserve">        IF @amount IS NULL OR @amount &lt;= 0</w:t>
-      </w:r>
-    </w:p>
-    <w:p>
-      <w:pPr>
-        <w:pBdr>
-          <w:left w:val="single" w:color="BFBFBF" w:sz="12" w:space="6"/>
-        </w:pBdr>
-        <w:shd w:fill="F2F2F2" w:color="auto" w:val="clear"/>
-        <w:spacing w:after="0" w:line="240"/>
-      </w:pPr>
-      <w:r>
-        <w:rPr>
-          <w:rFonts w:ascii="Consolas" w:cs="Consolas" w:eastAsia="Consolas" w:hAnsi="Consolas"/>
-          <w:sz w:val="19"/>
-          <w:szCs w:val="19"/>
-        </w:rPr>
-        <w:t xml:space="preserve">            RAISERROR(N'Сумма платежа должна быть больше нуля.', 16, 1);</w:t>
+        <w:t xml:space="preserve">    /* проверка 2: сумма должна быть больше нуля */</w:t>
+      </w:r>
+    </w:p>
+    <w:p>
+      <w:pPr>
+        <w:pBdr>
+          <w:left w:val="single" w:color="BFBFBF" w:sz="12" w:space="6"/>
+        </w:pBdr>
+        <w:shd w:fill="F2F2F2" w:color="auto" w:val="clear"/>
+        <w:spacing w:after="0" w:line="240"/>
+      </w:pPr>
+      <w:r>
+        <w:rPr>
+          <w:rFonts w:ascii="Consolas" w:cs="Consolas" w:eastAsia="Consolas" w:hAnsi="Consolas"/>
+          <w:sz w:val="19"/>
+          <w:szCs w:val="19"/>
+        </w:rPr>
+        <w:t xml:space="preserve">    IF @amount IS NULL OR @amount &lt;= 0</w:t>
+      </w:r>
+    </w:p>
+    <w:p>
+      <w:pPr>
+        <w:pBdr>
+          <w:left w:val="single" w:color="BFBFBF" w:sz="12" w:space="6"/>
+        </w:pBdr>
+        <w:shd w:fill="F2F2F2" w:color="auto" w:val="clear"/>
+        <w:spacing w:after="0" w:line="240"/>
+      </w:pPr>
+      <w:r>
+        <w:rPr>
+          <w:rFonts w:ascii="Consolas" w:cs="Consolas" w:eastAsia="Consolas" w:hAnsi="Consolas"/>
+          <w:sz w:val="19"/>
+          <w:szCs w:val="19"/>
+        </w:rPr>
+        <w:t xml:space="preserve">    BEGIN</w:t>
+      </w:r>
+    </w:p>
+    <w:p>
+      <w:pPr>
+        <w:pBdr>
+          <w:left w:val="single" w:color="BFBFBF" w:sz="12" w:space="6"/>
+        </w:pBdr>
+        <w:shd w:fill="F2F2F2" w:color="auto" w:val="clear"/>
+        <w:spacing w:after="0" w:line="240"/>
+      </w:pPr>
+      <w:r>
+        <w:rPr>
+          <w:rFonts w:ascii="Consolas" w:cs="Consolas" w:eastAsia="Consolas" w:hAnsi="Consolas"/>
+          <w:sz w:val="19"/>
+          <w:szCs w:val="19"/>
+        </w:rPr>
+        <w:t xml:space="preserve">        RAISERROR(N'Сумма платежа должна быть больше нуля.', 16, 1);</w:t>
+      </w:r>
+    </w:p>
+    <w:p>
+      <w:pPr>
+        <w:pBdr>
+          <w:left w:val="single" w:color="BFBFBF" w:sz="12" w:space="6"/>
+        </w:pBdr>
+        <w:shd w:fill="F2F2F2" w:color="auto" w:val="clear"/>
+        <w:spacing w:after="0" w:line="240"/>
+      </w:pPr>
+      <w:r>
+        <w:rPr>
+          <w:rFonts w:ascii="Consolas" w:cs="Consolas" w:eastAsia="Consolas" w:hAnsi="Consolas"/>
+          <w:sz w:val="19"/>
+          <w:szCs w:val="19"/>
+        </w:rPr>
+        <w:t xml:space="preserve">        RETURN;</w:t>
+      </w:r>
+    </w:p>
+    <w:p>
+      <w:pPr>
+        <w:pBdr>
+          <w:left w:val="single" w:color="BFBFBF" w:sz="12" w:space="6"/>
+        </w:pBdr>
+        <w:shd w:fill="F2F2F2" w:color="auto" w:val="clear"/>
+        <w:spacing w:after="0" w:line="240"/>
+      </w:pPr>
+      <w:r>
+        <w:rPr>
+          <w:rFonts w:ascii="Consolas" w:cs="Consolas" w:eastAsia="Consolas" w:hAnsi="Consolas"/>
+          <w:sz w:val="19"/>
+          <w:szCs w:val="19"/>
+        </w:rPr>
+        <w:t xml:space="preserve">    END</w:t>
       </w:r>
     </w:p>
     <w:p>
@@ -3433,7 +3518,75 @@
           <w:sz w:val="19"/>
           <w:szCs w:val="19"/>
         </w:rPr>
-        <w:t xml:space="preserve">        BEGIN TRANSACTION;</w:t>
+        <w:t xml:space="preserve">    INSERT INTO dbo.Payments</w:t>
+      </w:r>
+    </w:p>
+    <w:p>
+      <w:pPr>
+        <w:pBdr>
+          <w:left w:val="single" w:color="BFBFBF" w:sz="12" w:space="6"/>
+        </w:pBdr>
+        <w:shd w:fill="F2F2F2" w:color="auto" w:val="clear"/>
+        <w:spacing w:after="0" w:line="240"/>
+      </w:pPr>
+      <w:r>
+        <w:rPr>
+          <w:rFonts w:ascii="Consolas" w:cs="Consolas" w:eastAsia="Consolas" w:hAnsi="Consolas"/>
+          <w:sz w:val="19"/>
+          <w:szCs w:val="19"/>
+        </w:rPr>
+        <w:t xml:space="preserve">        (rental_id, payment_date, amount, payment_type, payment_method, status)</w:t>
+      </w:r>
+    </w:p>
+    <w:p>
+      <w:pPr>
+        <w:pBdr>
+          <w:left w:val="single" w:color="BFBFBF" w:sz="12" w:space="6"/>
+        </w:pBdr>
+        <w:shd w:fill="F2F2F2" w:color="auto" w:val="clear"/>
+        <w:spacing w:after="0" w:line="240"/>
+      </w:pPr>
+      <w:r>
+        <w:rPr>
+          <w:rFonts w:ascii="Consolas" w:cs="Consolas" w:eastAsia="Consolas" w:hAnsi="Consolas"/>
+          <w:sz w:val="19"/>
+          <w:szCs w:val="19"/>
+        </w:rPr>
+        <w:t xml:space="preserve">    VALUES</w:t>
+      </w:r>
+    </w:p>
+    <w:p>
+      <w:pPr>
+        <w:pBdr>
+          <w:left w:val="single" w:color="BFBFBF" w:sz="12" w:space="6"/>
+        </w:pBdr>
+        <w:shd w:fill="F2F2F2" w:color="auto" w:val="clear"/>
+        <w:spacing w:after="0" w:line="240"/>
+      </w:pPr>
+      <w:r>
+        <w:rPr>
+          <w:rFonts w:ascii="Consolas" w:cs="Consolas" w:eastAsia="Consolas" w:hAnsi="Consolas"/>
+          <w:sz w:val="19"/>
+          <w:szCs w:val="19"/>
+        </w:rPr>
+        <w:t xml:space="preserve">        (@rental_id, CAST(GETDATE() AS DATE), @amount,</w:t>
+      </w:r>
+    </w:p>
+    <w:p>
+      <w:pPr>
+        <w:pBdr>
+          <w:left w:val="single" w:color="BFBFBF" w:sz="12" w:space="6"/>
+        </w:pBdr>
+        <w:shd w:fill="F2F2F2" w:color="auto" w:val="clear"/>
+        <w:spacing w:after="0" w:line="240"/>
+      </w:pPr>
+      <w:r>
+        <w:rPr>
+          <w:rFonts w:ascii="Consolas" w:cs="Consolas" w:eastAsia="Consolas" w:hAnsi="Consolas"/>
+          <w:sz w:val="19"/>
+          <w:szCs w:val="19"/>
+        </w:rPr>
+        <w:t xml:space="preserve">         @payment_type, @payment_method, N'Оплачен');</w:t>
       </w:r>
     </w:p>
     <w:p>
@@ -3467,75 +3620,7 @@
           <w:sz w:val="19"/>
           <w:szCs w:val="19"/>
         </w:rPr>
-        <w:t xml:space="preserve">            INSERT INTO dbo.Payments</w:t>
-      </w:r>
-    </w:p>
-    <w:p>
-      <w:pPr>
-        <w:pBdr>
-          <w:left w:val="single" w:color="BFBFBF" w:sz="12" w:space="6"/>
-        </w:pBdr>
-        <w:shd w:fill="F2F2F2" w:color="auto" w:val="clear"/>
-        <w:spacing w:after="0" w:line="240"/>
-      </w:pPr>
-      <w:r>
-        <w:rPr>
-          <w:rFonts w:ascii="Consolas" w:cs="Consolas" w:eastAsia="Consolas" w:hAnsi="Consolas"/>
-          <w:sz w:val="19"/>
-          <w:szCs w:val="19"/>
-        </w:rPr>
-        <w:t xml:space="preserve">                (rental_id, payment_date, amount, payment_type, payment_method, status)</w:t>
-      </w:r>
-    </w:p>
-    <w:p>
-      <w:pPr>
-        <w:pBdr>
-          <w:left w:val="single" w:color="BFBFBF" w:sz="12" w:space="6"/>
-        </w:pBdr>
-        <w:shd w:fill="F2F2F2" w:color="auto" w:val="clear"/>
-        <w:spacing w:after="0" w:line="240"/>
-      </w:pPr>
-      <w:r>
-        <w:rPr>
-          <w:rFonts w:ascii="Consolas" w:cs="Consolas" w:eastAsia="Consolas" w:hAnsi="Consolas"/>
-          <w:sz w:val="19"/>
-          <w:szCs w:val="19"/>
-        </w:rPr>
-        <w:t xml:space="preserve">            VALUES</w:t>
-      </w:r>
-    </w:p>
-    <w:p>
-      <w:pPr>
-        <w:pBdr>
-          <w:left w:val="single" w:color="BFBFBF" w:sz="12" w:space="6"/>
-        </w:pBdr>
-        <w:shd w:fill="F2F2F2" w:color="auto" w:val="clear"/>
-        <w:spacing w:after="0" w:line="240"/>
-      </w:pPr>
-      <w:r>
-        <w:rPr>
-          <w:rFonts w:ascii="Consolas" w:cs="Consolas" w:eastAsia="Consolas" w:hAnsi="Consolas"/>
-          <w:sz w:val="19"/>
-          <w:szCs w:val="19"/>
-        </w:rPr>
-        <w:t xml:space="preserve">                (@rental_id, CAST(GETDATE() AS DATE), @amount,</w:t>
-      </w:r>
-    </w:p>
-    <w:p>
-      <w:pPr>
-        <w:pBdr>
-          <w:left w:val="single" w:color="BFBFBF" w:sz="12" w:space="6"/>
-        </w:pBdr>
-        <w:shd w:fill="F2F2F2" w:color="auto" w:val="clear"/>
-        <w:spacing w:after="0" w:line="240"/>
-      </w:pPr>
-      <w:r>
-        <w:rPr>
-          <w:rFonts w:ascii="Consolas" w:cs="Consolas" w:eastAsia="Consolas" w:hAnsi="Consolas"/>
-          <w:sz w:val="19"/>
-          <w:szCs w:val="19"/>
-        </w:rPr>
-        <w:t xml:space="preserve">                 @payment_type, @payment_method, N'Оплачен');</w:t>
+        <w:t xml:space="preserve">    SET @new_payment_id = SCOPE_IDENTITY();</w:t>
       </w:r>
     </w:p>
     <w:p>
@@ -3569,228 +3654,7 @@
           <w:sz w:val="19"/>
           <w:szCs w:val="19"/>
         </w:rPr>
-        <w:t xml:space="preserve">            SET @new_payment_id = SCOPE_IDENTITY();</w:t>
-      </w:r>
-    </w:p>
-    <w:p>
-      <w:pPr>
-        <w:pBdr>
-          <w:left w:val="single" w:color="BFBFBF" w:sz="12" w:space="6"/>
-        </w:pBdr>
-        <w:shd w:fill="F2F2F2" w:color="auto" w:val="clear"/>
-        <w:spacing w:after="0" w:line="240"/>
-      </w:pPr>
-      <w:r>
-        <w:rPr>
-          <w:rFonts w:ascii="Consolas" w:cs="Consolas" w:eastAsia="Consolas" w:hAnsi="Consolas"/>
-          <w:sz w:val="19"/>
-          <w:szCs w:val="19"/>
-        </w:rPr>
-        <w:t xml:space="preserve"> </w:t>
-      </w:r>
-    </w:p>
-    <w:p>
-      <w:pPr>
-        <w:pBdr>
-          <w:left w:val="single" w:color="BFBFBF" w:sz="12" w:space="6"/>
-        </w:pBdr>
-        <w:shd w:fill="F2F2F2" w:color="auto" w:val="clear"/>
-        <w:spacing w:after="0" w:line="240"/>
-      </w:pPr>
-      <w:r>
-        <w:rPr>
-          <w:rFonts w:ascii="Consolas" w:cs="Consolas" w:eastAsia="Consolas" w:hAnsi="Consolas"/>
-          <w:sz w:val="19"/>
-          <w:szCs w:val="19"/>
-        </w:rPr>
-        <w:t xml:space="preserve">        COMMIT TRANSACTION;</w:t>
-      </w:r>
-    </w:p>
-    <w:p>
-      <w:pPr>
-        <w:pBdr>
-          <w:left w:val="single" w:color="BFBFBF" w:sz="12" w:space="6"/>
-        </w:pBdr>
-        <w:shd w:fill="F2F2F2" w:color="auto" w:val="clear"/>
-        <w:spacing w:after="0" w:line="240"/>
-      </w:pPr>
-      <w:r>
-        <w:rPr>
-          <w:rFonts w:ascii="Consolas" w:cs="Consolas" w:eastAsia="Consolas" w:hAnsi="Consolas"/>
-          <w:sz w:val="19"/>
-          <w:szCs w:val="19"/>
-        </w:rPr>
-        <w:t xml:space="preserve"> </w:t>
-      </w:r>
-    </w:p>
-    <w:p>
-      <w:pPr>
-        <w:pBdr>
-          <w:left w:val="single" w:color="BFBFBF" w:sz="12" w:space="6"/>
-        </w:pBdr>
-        <w:shd w:fill="F2F2F2" w:color="auto" w:val="clear"/>
-        <w:spacing w:after="0" w:line="240"/>
-      </w:pPr>
-      <w:r>
-        <w:rPr>
-          <w:rFonts w:ascii="Consolas" w:cs="Consolas" w:eastAsia="Consolas" w:hAnsi="Consolas"/>
-          <w:sz w:val="19"/>
-          <w:szCs w:val="19"/>
-        </w:rPr>
-        <w:t xml:space="preserve">        PRINT N'Платёж добавлен.';</w:t>
-      </w:r>
-    </w:p>
-    <w:p>
-      <w:pPr>
-        <w:pBdr>
-          <w:left w:val="single" w:color="BFBFBF" w:sz="12" w:space="6"/>
-        </w:pBdr>
-        <w:shd w:fill="F2F2F2" w:color="auto" w:val="clear"/>
-        <w:spacing w:after="0" w:line="240"/>
-      </w:pPr>
-      <w:r>
-        <w:rPr>
-          <w:rFonts w:ascii="Consolas" w:cs="Consolas" w:eastAsia="Consolas" w:hAnsi="Consolas"/>
-          <w:sz w:val="19"/>
-          <w:szCs w:val="19"/>
-        </w:rPr>
-        <w:t xml:space="preserve">    END TRY</w:t>
-      </w:r>
-    </w:p>
-    <w:p>
-      <w:pPr>
-        <w:pBdr>
-          <w:left w:val="single" w:color="BFBFBF" w:sz="12" w:space="6"/>
-        </w:pBdr>
-        <w:shd w:fill="F2F2F2" w:color="auto" w:val="clear"/>
-        <w:spacing w:after="0" w:line="240"/>
-      </w:pPr>
-      <w:r>
-        <w:rPr>
-          <w:rFonts w:ascii="Consolas" w:cs="Consolas" w:eastAsia="Consolas" w:hAnsi="Consolas"/>
-          <w:sz w:val="19"/>
-          <w:szCs w:val="19"/>
-        </w:rPr>
-        <w:t xml:space="preserve">    BEGIN CATCH</w:t>
-      </w:r>
-    </w:p>
-    <w:p>
-      <w:pPr>
-        <w:pBdr>
-          <w:left w:val="single" w:color="BFBFBF" w:sz="12" w:space="6"/>
-        </w:pBdr>
-        <w:shd w:fill="F2F2F2" w:color="auto" w:val="clear"/>
-        <w:spacing w:after="0" w:line="240"/>
-      </w:pPr>
-      <w:r>
-        <w:rPr>
-          <w:rFonts w:ascii="Consolas" w:cs="Consolas" w:eastAsia="Consolas" w:hAnsi="Consolas"/>
-          <w:sz w:val="19"/>
-          <w:szCs w:val="19"/>
-        </w:rPr>
-        <w:t xml:space="preserve">        IF @@TRANCOUNT &gt; 0</w:t>
-      </w:r>
-    </w:p>
-    <w:p>
-      <w:pPr>
-        <w:pBdr>
-          <w:left w:val="single" w:color="BFBFBF" w:sz="12" w:space="6"/>
-        </w:pBdr>
-        <w:shd w:fill="F2F2F2" w:color="auto" w:val="clear"/>
-        <w:spacing w:after="0" w:line="240"/>
-      </w:pPr>
-      <w:r>
-        <w:rPr>
-          <w:rFonts w:ascii="Consolas" w:cs="Consolas" w:eastAsia="Consolas" w:hAnsi="Consolas"/>
-          <w:sz w:val="19"/>
-          <w:szCs w:val="19"/>
-        </w:rPr>
-        <w:t xml:space="preserve">            ROLLBACK TRANSACTION;</w:t>
-      </w:r>
-    </w:p>
-    <w:p>
-      <w:pPr>
-        <w:pBdr>
-          <w:left w:val="single" w:color="BFBFBF" w:sz="12" w:space="6"/>
-        </w:pBdr>
-        <w:shd w:fill="F2F2F2" w:color="auto" w:val="clear"/>
-        <w:spacing w:after="0" w:line="240"/>
-      </w:pPr>
-      <w:r>
-        <w:rPr>
-          <w:rFonts w:ascii="Consolas" w:cs="Consolas" w:eastAsia="Consolas" w:hAnsi="Consolas"/>
-          <w:sz w:val="19"/>
-          <w:szCs w:val="19"/>
-        </w:rPr>
-        <w:t xml:space="preserve"> </w:t>
-      </w:r>
-    </w:p>
-    <w:p>
-      <w:pPr>
-        <w:pBdr>
-          <w:left w:val="single" w:color="BFBFBF" w:sz="12" w:space="6"/>
-        </w:pBdr>
-        <w:shd w:fill="F2F2F2" w:color="auto" w:val="clear"/>
-        <w:spacing w:after="0" w:line="240"/>
-      </w:pPr>
-      <w:r>
-        <w:rPr>
-          <w:rFonts w:ascii="Consolas" w:cs="Consolas" w:eastAsia="Consolas" w:hAnsi="Consolas"/>
-          <w:sz w:val="19"/>
-          <w:szCs w:val="19"/>
-        </w:rPr>
-        <w:t xml:space="preserve">        SELECT  ERROR_NUMBER()  AS ErrorNumber,</w:t>
-      </w:r>
-    </w:p>
-    <w:p>
-      <w:pPr>
-        <w:pBdr>
-          <w:left w:val="single" w:color="BFBFBF" w:sz="12" w:space="6"/>
-        </w:pBdr>
-        <w:shd w:fill="F2F2F2" w:color="auto" w:val="clear"/>
-        <w:spacing w:after="0" w:line="240"/>
-      </w:pPr>
-      <w:r>
-        <w:rPr>
-          <w:rFonts w:ascii="Consolas" w:cs="Consolas" w:eastAsia="Consolas" w:hAnsi="Consolas"/>
-          <w:sz w:val="19"/>
-          <w:szCs w:val="19"/>
-        </w:rPr>
-        <w:t xml:space="preserve">                ERROR_MESSAGE() AS ErrorMessage,</w:t>
-      </w:r>
-    </w:p>
-    <w:p>
-      <w:pPr>
-        <w:pBdr>
-          <w:left w:val="single" w:color="BFBFBF" w:sz="12" w:space="6"/>
-        </w:pBdr>
-        <w:shd w:fill="F2F2F2" w:color="auto" w:val="clear"/>
-        <w:spacing w:after="0" w:line="240"/>
-      </w:pPr>
-      <w:r>
-        <w:rPr>
-          <w:rFonts w:ascii="Consolas" w:cs="Consolas" w:eastAsia="Consolas" w:hAnsi="Consolas"/>
-          <w:sz w:val="19"/>
-          <w:szCs w:val="19"/>
-        </w:rPr>
-        <w:t xml:space="preserve">                ERROR_LINE()    AS ErrorLine;</w:t>
-      </w:r>
-    </w:p>
-    <w:p>
-      <w:pPr>
-        <w:pBdr>
-          <w:left w:val="single" w:color="BFBFBF" w:sz="12" w:space="6"/>
-        </w:pBdr>
-        <w:shd w:fill="F2F2F2" w:color="auto" w:val="clear"/>
-        <w:spacing w:after="0" w:line="240"/>
-      </w:pPr>
-      <w:r>
-        <w:rPr>
-          <w:rFonts w:ascii="Consolas" w:cs="Consolas" w:eastAsia="Consolas" w:hAnsi="Consolas"/>
-          <w:sz w:val="19"/>
-          <w:szCs w:val="19"/>
-        </w:rPr>
-        <w:t xml:space="preserve">    END CATCH</w:t>
+        <w:t xml:space="preserve">    PRINT N'Платёж добавлен.';</w:t>
       </w:r>
     </w:p>
     <w:p>
@@ -4183,7 +4047,7 @@
           <w:sz w:val="19"/>
           <w:szCs w:val="19"/>
         </w:rPr>
-        <w:t xml:space="preserve">ErrorNumber   ErrorMessage                       ErrorLine</w:t>
+        <w:t xml:space="preserve">Msg 50000, Level 16, State 1, Procedure usp_AddPayment, Line 15</w:t>
       </w:r>
     </w:p>
     <w:p>
@@ -4200,7 +4064,58 @@
           <w:sz w:val="19"/>
           <w:szCs w:val="19"/>
         </w:rPr>
-        <w:t xml:space="preserve">-----------   --------------------------------   ---------</w:t>
+        <w:t xml:space="preserve">Аренда с номером 999999 не найдена.</w:t>
+      </w:r>
+    </w:p>
+    <w:p>
+      <w:pPr>
+        <w:pBdr>
+          <w:left w:val="single" w:color="E0B060" w:sz="12" w:space="6"/>
+        </w:pBdr>
+        <w:shd w:fill="FFF2CC" w:color="auto" w:val="clear"/>
+        <w:spacing w:after="0" w:line="240"/>
+      </w:pPr>
+      <w:r>
+        <w:rPr>
+          <w:rFonts w:ascii="Consolas" w:cs="Consolas" w:eastAsia="Consolas" w:hAnsi="Consolas"/>
+          <w:sz w:val="19"/>
+          <w:szCs w:val="19"/>
+        </w:rPr>
+        <w:t xml:space="preserve"> </w:t>
+      </w:r>
+    </w:p>
+    <w:p>
+      <w:pPr>
+        <w:pBdr>
+          <w:left w:val="single" w:color="E0B060" w:sz="12" w:space="6"/>
+        </w:pBdr>
+        <w:shd w:fill="FFF2CC" w:color="auto" w:val="clear"/>
+        <w:spacing w:after="0" w:line="240"/>
+      </w:pPr>
+      <w:r>
+        <w:rPr>
+          <w:rFonts w:ascii="Consolas" w:cs="Consolas" w:eastAsia="Consolas" w:hAnsi="Consolas"/>
+          <w:sz w:val="19"/>
+          <w:szCs w:val="19"/>
+        </w:rPr>
+        <w:t xml:space="preserve">CreatedPaymentID</w:t>
+      </w:r>
+    </w:p>
+    <w:p>
+      <w:pPr>
+        <w:pBdr>
+          <w:left w:val="single" w:color="E0B060" w:sz="12" w:space="6"/>
+        </w:pBdr>
+        <w:shd w:fill="FFF2CC" w:color="auto" w:val="clear"/>
+        <w:spacing w:after="0" w:line="240"/>
+      </w:pPr>
+      <w:r>
+        <w:rPr>
+          <w:rFonts w:ascii="Consolas" w:cs="Consolas" w:eastAsia="Consolas" w:hAnsi="Consolas"/>
+          <w:sz w:val="19"/>
+          <w:szCs w:val="19"/>
+        </w:rPr>
+        <w:t xml:space="preserve">----------------</w:t>
       </w:r>
     </w:p>
     <w:p>
@@ -4217,7 +4132,7 @@
           <w:sz w:val="19"/>
           <w:szCs w:val="19"/>
         </w:rPr>
-        <w:t xml:space="preserve">50000         Аренда с номером 999999 не найдена.   15</w:t>
+        <w:t xml:space="preserve">NULL</w:t>
       </w:r>
     </w:p>
     <w:p>
@@ -4320,7 +4235,7 @@
           <w:sz w:val="19"/>
           <w:szCs w:val="19"/>
         </w:rPr>
-        <w:t xml:space="preserve">ErrorNumber   ErrorMessage                            ErrorLine</w:t>
+        <w:t xml:space="preserve">Msg 50000, Level 16, State 1, Procedure usp_AddPayment, Line 22</w:t>
       </w:r>
     </w:p>
     <w:p>
@@ -4337,7 +4252,58 @@
           <w:sz w:val="19"/>
           <w:szCs w:val="19"/>
         </w:rPr>
-        <w:t xml:space="preserve">-----------   -------------------------------------   ---------</w:t>
+        <w:t xml:space="preserve">Сумма платежа должна быть больше нуля.</w:t>
+      </w:r>
+    </w:p>
+    <w:p>
+      <w:pPr>
+        <w:pBdr>
+          <w:left w:val="single" w:color="E0B060" w:sz="12" w:space="6"/>
+        </w:pBdr>
+        <w:shd w:fill="FFF2CC" w:color="auto" w:val="clear"/>
+        <w:spacing w:after="0" w:line="240"/>
+      </w:pPr>
+      <w:r>
+        <w:rPr>
+          <w:rFonts w:ascii="Consolas" w:cs="Consolas" w:eastAsia="Consolas" w:hAnsi="Consolas"/>
+          <w:sz w:val="19"/>
+          <w:szCs w:val="19"/>
+        </w:rPr>
+        <w:t xml:space="preserve"> </w:t>
+      </w:r>
+    </w:p>
+    <w:p>
+      <w:pPr>
+        <w:pBdr>
+          <w:left w:val="single" w:color="E0B060" w:sz="12" w:space="6"/>
+        </w:pBdr>
+        <w:shd w:fill="FFF2CC" w:color="auto" w:val="clear"/>
+        <w:spacing w:after="0" w:line="240"/>
+      </w:pPr>
+      <w:r>
+        <w:rPr>
+          <w:rFonts w:ascii="Consolas" w:cs="Consolas" w:eastAsia="Consolas" w:hAnsi="Consolas"/>
+          <w:sz w:val="19"/>
+          <w:szCs w:val="19"/>
+        </w:rPr>
+        <w:t xml:space="preserve">CreatedPaymentID</w:t>
+      </w:r>
+    </w:p>
+    <w:p>
+      <w:pPr>
+        <w:pBdr>
+          <w:left w:val="single" w:color="E0B060" w:sz="12" w:space="6"/>
+        </w:pBdr>
+        <w:shd w:fill="FFF2CC" w:color="auto" w:val="clear"/>
+        <w:spacing w:after="0" w:line="240"/>
+      </w:pPr>
+      <w:r>
+        <w:rPr>
+          <w:rFonts w:ascii="Consolas" w:cs="Consolas" w:eastAsia="Consolas" w:hAnsi="Consolas"/>
+          <w:sz w:val="19"/>
+          <w:szCs w:val="19"/>
+        </w:rPr>
+        <w:t xml:space="preserve">----------------</w:t>
       </w:r>
     </w:p>
     <w:p>
@@ -4354,7 +4320,7 @@
           <w:sz w:val="19"/>
           <w:szCs w:val="19"/>
         </w:rPr>
-        <w:t xml:space="preserve">50000         Сумма платежа должна быть больше нуля.    19</w:t>
+        <w:t xml:space="preserve">NULL</w:t>
       </w:r>
     </w:p>
     <w:p>
@@ -4424,7 +4390,825 @@
           <w:sz w:val="24"/>
           <w:szCs w:val="24"/>
         </w:rPr>
-        <w:t xml:space="preserve">В процедуре usp_AddPayment это обрабатывается так: блок CATCH откатывает транзакцию (ROLLBACK) и возвращает приложению номер, текст и строку ошибки. Данные остаются в прежнем состоянии.</w:t>
+        <w:t xml:space="preserve">Поэтому процедура usp_AddPayment дополняется через CREATE OR ALTER: вставка переносится внутрь транзакции, а весь блок оборачивается в TRY...CATCH. Блок CATCH откатывает транзакцию (ROLLBACK) и возвращает приложению номер, текст и строку ошибки, поэтому данные остаются в прежнем состоянии.</w:t>
+      </w:r>
+    </w:p>
+    <w:p>
+      <w:pPr>
+        <w:pBdr>
+          <w:left w:val="single" w:color="BFBFBF" w:sz="12" w:space="6"/>
+        </w:pBdr>
+        <w:shd w:fill="F2F2F2" w:color="auto" w:val="clear"/>
+        <w:spacing w:after="0" w:line="240"/>
+      </w:pPr>
+      <w:r>
+        <w:rPr>
+          <w:rFonts w:ascii="Consolas" w:cs="Consolas" w:eastAsia="Consolas" w:hAnsi="Consolas"/>
+          <w:sz w:val="19"/>
+          <w:szCs w:val="19"/>
+        </w:rPr>
+        <w:t xml:space="preserve">CREATE OR ALTER PROCEDURE dbo.usp_AddPayment</w:t>
+      </w:r>
+    </w:p>
+    <w:p>
+      <w:pPr>
+        <w:pBdr>
+          <w:left w:val="single" w:color="BFBFBF" w:sz="12" w:space="6"/>
+        </w:pBdr>
+        <w:shd w:fill="F2F2F2" w:color="auto" w:val="clear"/>
+        <w:spacing w:after="0" w:line="240"/>
+      </w:pPr>
+      <w:r>
+        <w:rPr>
+          <w:rFonts w:ascii="Consolas" w:cs="Consolas" w:eastAsia="Consolas" w:hAnsi="Consolas"/>
+          <w:sz w:val="19"/>
+          <w:szCs w:val="19"/>
+        </w:rPr>
+        <w:t xml:space="preserve">    @rental_id      INT,</w:t>
+      </w:r>
+    </w:p>
+    <w:p>
+      <w:pPr>
+        <w:pBdr>
+          <w:left w:val="single" w:color="BFBFBF" w:sz="12" w:space="6"/>
+        </w:pBdr>
+        <w:shd w:fill="F2F2F2" w:color="auto" w:val="clear"/>
+        <w:spacing w:after="0" w:line="240"/>
+      </w:pPr>
+      <w:r>
+        <w:rPr>
+          <w:rFonts w:ascii="Consolas" w:cs="Consolas" w:eastAsia="Consolas" w:hAnsi="Consolas"/>
+          <w:sz w:val="19"/>
+          <w:szCs w:val="19"/>
+        </w:rPr>
+        <w:t xml:space="preserve">    @amount         DECIMAL(18,2),</w:t>
+      </w:r>
+    </w:p>
+    <w:p>
+      <w:pPr>
+        <w:pBdr>
+          <w:left w:val="single" w:color="BFBFBF" w:sz="12" w:space="6"/>
+        </w:pBdr>
+        <w:shd w:fill="F2F2F2" w:color="auto" w:val="clear"/>
+        <w:spacing w:after="0" w:line="240"/>
+      </w:pPr>
+      <w:r>
+        <w:rPr>
+          <w:rFonts w:ascii="Consolas" w:cs="Consolas" w:eastAsia="Consolas" w:hAnsi="Consolas"/>
+          <w:sz w:val="19"/>
+          <w:szCs w:val="19"/>
+        </w:rPr>
+        <w:t xml:space="preserve">    @payment_type   NVARCHAR(30) = N'Оплата аренды',</w:t>
+      </w:r>
+    </w:p>
+    <w:p>
+      <w:pPr>
+        <w:pBdr>
+          <w:left w:val="single" w:color="BFBFBF" w:sz="12" w:space="6"/>
+        </w:pBdr>
+        <w:shd w:fill="F2F2F2" w:color="auto" w:val="clear"/>
+        <w:spacing w:after="0" w:line="240"/>
+      </w:pPr>
+      <w:r>
+        <w:rPr>
+          <w:rFonts w:ascii="Consolas" w:cs="Consolas" w:eastAsia="Consolas" w:hAnsi="Consolas"/>
+          <w:sz w:val="19"/>
+          <w:szCs w:val="19"/>
+        </w:rPr>
+        <w:t xml:space="preserve">    @payment_method NVARCHAR(30) = N'Карта',</w:t>
+      </w:r>
+    </w:p>
+    <w:p>
+      <w:pPr>
+        <w:pBdr>
+          <w:left w:val="single" w:color="BFBFBF" w:sz="12" w:space="6"/>
+        </w:pBdr>
+        <w:shd w:fill="F2F2F2" w:color="auto" w:val="clear"/>
+        <w:spacing w:after="0" w:line="240"/>
+      </w:pPr>
+      <w:r>
+        <w:rPr>
+          <w:rFonts w:ascii="Consolas" w:cs="Consolas" w:eastAsia="Consolas" w:hAnsi="Consolas"/>
+          <w:sz w:val="19"/>
+          <w:szCs w:val="19"/>
+        </w:rPr>
+        <w:t xml:space="preserve">    @new_payment_id INT OUTPUT</w:t>
+      </w:r>
+    </w:p>
+    <w:p>
+      <w:pPr>
+        <w:pBdr>
+          <w:left w:val="single" w:color="BFBFBF" w:sz="12" w:space="6"/>
+        </w:pBdr>
+        <w:shd w:fill="F2F2F2" w:color="auto" w:val="clear"/>
+        <w:spacing w:after="0" w:line="240"/>
+      </w:pPr>
+      <w:r>
+        <w:rPr>
+          <w:rFonts w:ascii="Consolas" w:cs="Consolas" w:eastAsia="Consolas" w:hAnsi="Consolas"/>
+          <w:sz w:val="19"/>
+          <w:szCs w:val="19"/>
+        </w:rPr>
+        <w:t xml:space="preserve">AS</w:t>
+      </w:r>
+    </w:p>
+    <w:p>
+      <w:pPr>
+        <w:pBdr>
+          <w:left w:val="single" w:color="BFBFBF" w:sz="12" w:space="6"/>
+        </w:pBdr>
+        <w:shd w:fill="F2F2F2" w:color="auto" w:val="clear"/>
+        <w:spacing w:after="0" w:line="240"/>
+      </w:pPr>
+      <w:r>
+        <w:rPr>
+          <w:rFonts w:ascii="Consolas" w:cs="Consolas" w:eastAsia="Consolas" w:hAnsi="Consolas"/>
+          <w:sz w:val="19"/>
+          <w:szCs w:val="19"/>
+        </w:rPr>
+        <w:t xml:space="preserve">BEGIN</w:t>
+      </w:r>
+    </w:p>
+    <w:p>
+      <w:pPr>
+        <w:pBdr>
+          <w:left w:val="single" w:color="BFBFBF" w:sz="12" w:space="6"/>
+        </w:pBdr>
+        <w:shd w:fill="F2F2F2" w:color="auto" w:val="clear"/>
+        <w:spacing w:after="0" w:line="240"/>
+      </w:pPr>
+      <w:r>
+        <w:rPr>
+          <w:rFonts w:ascii="Consolas" w:cs="Consolas" w:eastAsia="Consolas" w:hAnsi="Consolas"/>
+          <w:sz w:val="19"/>
+          <w:szCs w:val="19"/>
+        </w:rPr>
+        <w:t xml:space="preserve">    SET NOCOUNT ON;</w:t>
+      </w:r>
+    </w:p>
+    <w:p>
+      <w:pPr>
+        <w:pBdr>
+          <w:left w:val="single" w:color="BFBFBF" w:sz="12" w:space="6"/>
+        </w:pBdr>
+        <w:shd w:fill="F2F2F2" w:color="auto" w:val="clear"/>
+        <w:spacing w:after="0" w:line="240"/>
+      </w:pPr>
+      <w:r>
+        <w:rPr>
+          <w:rFonts w:ascii="Consolas" w:cs="Consolas" w:eastAsia="Consolas" w:hAnsi="Consolas"/>
+          <w:sz w:val="19"/>
+          <w:szCs w:val="19"/>
+        </w:rPr>
+        <w:t xml:space="preserve"> </w:t>
+      </w:r>
+    </w:p>
+    <w:p>
+      <w:pPr>
+        <w:pBdr>
+          <w:left w:val="single" w:color="BFBFBF" w:sz="12" w:space="6"/>
+        </w:pBdr>
+        <w:shd w:fill="F2F2F2" w:color="auto" w:val="clear"/>
+        <w:spacing w:after="0" w:line="240"/>
+      </w:pPr>
+      <w:r>
+        <w:rPr>
+          <w:rFonts w:ascii="Consolas" w:cs="Consolas" w:eastAsia="Consolas" w:hAnsi="Consolas"/>
+          <w:sz w:val="19"/>
+          <w:szCs w:val="19"/>
+        </w:rPr>
+        <w:t xml:space="preserve">    SET @new_payment_id = NULL;</w:t>
+      </w:r>
+    </w:p>
+    <w:p>
+      <w:pPr>
+        <w:pBdr>
+          <w:left w:val="single" w:color="BFBFBF" w:sz="12" w:space="6"/>
+        </w:pBdr>
+        <w:shd w:fill="F2F2F2" w:color="auto" w:val="clear"/>
+        <w:spacing w:after="0" w:line="240"/>
+      </w:pPr>
+      <w:r>
+        <w:rPr>
+          <w:rFonts w:ascii="Consolas" w:cs="Consolas" w:eastAsia="Consolas" w:hAnsi="Consolas"/>
+          <w:sz w:val="19"/>
+          <w:szCs w:val="19"/>
+        </w:rPr>
+        <w:t xml:space="preserve"> </w:t>
+      </w:r>
+    </w:p>
+    <w:p>
+      <w:pPr>
+        <w:pBdr>
+          <w:left w:val="single" w:color="BFBFBF" w:sz="12" w:space="6"/>
+        </w:pBdr>
+        <w:shd w:fill="F2F2F2" w:color="auto" w:val="clear"/>
+        <w:spacing w:after="0" w:line="240"/>
+      </w:pPr>
+      <w:r>
+        <w:rPr>
+          <w:rFonts w:ascii="Consolas" w:cs="Consolas" w:eastAsia="Consolas" w:hAnsi="Consolas"/>
+          <w:sz w:val="19"/>
+          <w:szCs w:val="19"/>
+        </w:rPr>
+        <w:t xml:space="preserve">    BEGIN TRY</w:t>
+      </w:r>
+    </w:p>
+    <w:p>
+      <w:pPr>
+        <w:pBdr>
+          <w:left w:val="single" w:color="BFBFBF" w:sz="12" w:space="6"/>
+        </w:pBdr>
+        <w:shd w:fill="F2F2F2" w:color="auto" w:val="clear"/>
+        <w:spacing w:after="0" w:line="240"/>
+      </w:pPr>
+      <w:r>
+        <w:rPr>
+          <w:rFonts w:ascii="Consolas" w:cs="Consolas" w:eastAsia="Consolas" w:hAnsi="Consolas"/>
+          <w:sz w:val="19"/>
+          <w:szCs w:val="19"/>
+        </w:rPr>
+        <w:t xml:space="preserve">        IF NOT EXISTS (SELECT 1 FROM dbo.Rentals WHERE rental_id = @rental_id)</w:t>
+      </w:r>
+    </w:p>
+    <w:p>
+      <w:pPr>
+        <w:pBdr>
+          <w:left w:val="single" w:color="BFBFBF" w:sz="12" w:space="6"/>
+        </w:pBdr>
+        <w:shd w:fill="F2F2F2" w:color="auto" w:val="clear"/>
+        <w:spacing w:after="0" w:line="240"/>
+      </w:pPr>
+      <w:r>
+        <w:rPr>
+          <w:rFonts w:ascii="Consolas" w:cs="Consolas" w:eastAsia="Consolas" w:hAnsi="Consolas"/>
+          <w:sz w:val="19"/>
+          <w:szCs w:val="19"/>
+        </w:rPr>
+        <w:t xml:space="preserve">            RAISERROR(N'Аренда с номером %d не найдена.', 16, 1, @rental_id);</w:t>
+      </w:r>
+    </w:p>
+    <w:p>
+      <w:pPr>
+        <w:pBdr>
+          <w:left w:val="single" w:color="BFBFBF" w:sz="12" w:space="6"/>
+        </w:pBdr>
+        <w:shd w:fill="F2F2F2" w:color="auto" w:val="clear"/>
+        <w:spacing w:after="0" w:line="240"/>
+      </w:pPr>
+      <w:r>
+        <w:rPr>
+          <w:rFonts w:ascii="Consolas" w:cs="Consolas" w:eastAsia="Consolas" w:hAnsi="Consolas"/>
+          <w:sz w:val="19"/>
+          <w:szCs w:val="19"/>
+        </w:rPr>
+        <w:t xml:space="preserve"> </w:t>
+      </w:r>
+    </w:p>
+    <w:p>
+      <w:pPr>
+        <w:pBdr>
+          <w:left w:val="single" w:color="BFBFBF" w:sz="12" w:space="6"/>
+        </w:pBdr>
+        <w:shd w:fill="F2F2F2" w:color="auto" w:val="clear"/>
+        <w:spacing w:after="0" w:line="240"/>
+      </w:pPr>
+      <w:r>
+        <w:rPr>
+          <w:rFonts w:ascii="Consolas" w:cs="Consolas" w:eastAsia="Consolas" w:hAnsi="Consolas"/>
+          <w:sz w:val="19"/>
+          <w:szCs w:val="19"/>
+        </w:rPr>
+        <w:t xml:space="preserve">        IF @amount IS NULL OR @amount &lt;= 0</w:t>
+      </w:r>
+    </w:p>
+    <w:p>
+      <w:pPr>
+        <w:pBdr>
+          <w:left w:val="single" w:color="BFBFBF" w:sz="12" w:space="6"/>
+        </w:pBdr>
+        <w:shd w:fill="F2F2F2" w:color="auto" w:val="clear"/>
+        <w:spacing w:after="0" w:line="240"/>
+      </w:pPr>
+      <w:r>
+        <w:rPr>
+          <w:rFonts w:ascii="Consolas" w:cs="Consolas" w:eastAsia="Consolas" w:hAnsi="Consolas"/>
+          <w:sz w:val="19"/>
+          <w:szCs w:val="19"/>
+        </w:rPr>
+        <w:t xml:space="preserve">            RAISERROR(N'Сумма платежа должна быть больше нуля.', 16, 1);</w:t>
+      </w:r>
+    </w:p>
+    <w:p>
+      <w:pPr>
+        <w:pBdr>
+          <w:left w:val="single" w:color="BFBFBF" w:sz="12" w:space="6"/>
+        </w:pBdr>
+        <w:shd w:fill="F2F2F2" w:color="auto" w:val="clear"/>
+        <w:spacing w:after="0" w:line="240"/>
+      </w:pPr>
+      <w:r>
+        <w:rPr>
+          <w:rFonts w:ascii="Consolas" w:cs="Consolas" w:eastAsia="Consolas" w:hAnsi="Consolas"/>
+          <w:sz w:val="19"/>
+          <w:szCs w:val="19"/>
+        </w:rPr>
+        <w:t xml:space="preserve"> </w:t>
+      </w:r>
+    </w:p>
+    <w:p>
+      <w:pPr>
+        <w:pBdr>
+          <w:left w:val="single" w:color="BFBFBF" w:sz="12" w:space="6"/>
+        </w:pBdr>
+        <w:shd w:fill="F2F2F2" w:color="auto" w:val="clear"/>
+        <w:spacing w:after="0" w:line="240"/>
+      </w:pPr>
+      <w:r>
+        <w:rPr>
+          <w:rFonts w:ascii="Consolas" w:cs="Consolas" w:eastAsia="Consolas" w:hAnsi="Consolas"/>
+          <w:sz w:val="19"/>
+          <w:szCs w:val="19"/>
+        </w:rPr>
+        <w:t xml:space="preserve">        BEGIN TRANSACTION;</w:t>
+      </w:r>
+    </w:p>
+    <w:p>
+      <w:pPr>
+        <w:pBdr>
+          <w:left w:val="single" w:color="BFBFBF" w:sz="12" w:space="6"/>
+        </w:pBdr>
+        <w:shd w:fill="F2F2F2" w:color="auto" w:val="clear"/>
+        <w:spacing w:after="0" w:line="240"/>
+      </w:pPr>
+      <w:r>
+        <w:rPr>
+          <w:rFonts w:ascii="Consolas" w:cs="Consolas" w:eastAsia="Consolas" w:hAnsi="Consolas"/>
+          <w:sz w:val="19"/>
+          <w:szCs w:val="19"/>
+        </w:rPr>
+        <w:t xml:space="preserve"> </w:t>
+      </w:r>
+    </w:p>
+    <w:p>
+      <w:pPr>
+        <w:pBdr>
+          <w:left w:val="single" w:color="BFBFBF" w:sz="12" w:space="6"/>
+        </w:pBdr>
+        <w:shd w:fill="F2F2F2" w:color="auto" w:val="clear"/>
+        <w:spacing w:after="0" w:line="240"/>
+      </w:pPr>
+      <w:r>
+        <w:rPr>
+          <w:rFonts w:ascii="Consolas" w:cs="Consolas" w:eastAsia="Consolas" w:hAnsi="Consolas"/>
+          <w:sz w:val="19"/>
+          <w:szCs w:val="19"/>
+        </w:rPr>
+        <w:t xml:space="preserve">            INSERT INTO dbo.Payments</w:t>
+      </w:r>
+    </w:p>
+    <w:p>
+      <w:pPr>
+        <w:pBdr>
+          <w:left w:val="single" w:color="BFBFBF" w:sz="12" w:space="6"/>
+        </w:pBdr>
+        <w:shd w:fill="F2F2F2" w:color="auto" w:val="clear"/>
+        <w:spacing w:after="0" w:line="240"/>
+      </w:pPr>
+      <w:r>
+        <w:rPr>
+          <w:rFonts w:ascii="Consolas" w:cs="Consolas" w:eastAsia="Consolas" w:hAnsi="Consolas"/>
+          <w:sz w:val="19"/>
+          <w:szCs w:val="19"/>
+        </w:rPr>
+        <w:t xml:space="preserve">                (rental_id, payment_date, amount, payment_type, payment_method, status)</w:t>
+      </w:r>
+    </w:p>
+    <w:p>
+      <w:pPr>
+        <w:pBdr>
+          <w:left w:val="single" w:color="BFBFBF" w:sz="12" w:space="6"/>
+        </w:pBdr>
+        <w:shd w:fill="F2F2F2" w:color="auto" w:val="clear"/>
+        <w:spacing w:after="0" w:line="240"/>
+      </w:pPr>
+      <w:r>
+        <w:rPr>
+          <w:rFonts w:ascii="Consolas" w:cs="Consolas" w:eastAsia="Consolas" w:hAnsi="Consolas"/>
+          <w:sz w:val="19"/>
+          <w:szCs w:val="19"/>
+        </w:rPr>
+        <w:t xml:space="preserve">            VALUES</w:t>
+      </w:r>
+    </w:p>
+    <w:p>
+      <w:pPr>
+        <w:pBdr>
+          <w:left w:val="single" w:color="BFBFBF" w:sz="12" w:space="6"/>
+        </w:pBdr>
+        <w:shd w:fill="F2F2F2" w:color="auto" w:val="clear"/>
+        <w:spacing w:after="0" w:line="240"/>
+      </w:pPr>
+      <w:r>
+        <w:rPr>
+          <w:rFonts w:ascii="Consolas" w:cs="Consolas" w:eastAsia="Consolas" w:hAnsi="Consolas"/>
+          <w:sz w:val="19"/>
+          <w:szCs w:val="19"/>
+        </w:rPr>
+        <w:t xml:space="preserve">                (@rental_id, CAST(GETDATE() AS DATE), @amount,</w:t>
+      </w:r>
+    </w:p>
+    <w:p>
+      <w:pPr>
+        <w:pBdr>
+          <w:left w:val="single" w:color="BFBFBF" w:sz="12" w:space="6"/>
+        </w:pBdr>
+        <w:shd w:fill="F2F2F2" w:color="auto" w:val="clear"/>
+        <w:spacing w:after="0" w:line="240"/>
+      </w:pPr>
+      <w:r>
+        <w:rPr>
+          <w:rFonts w:ascii="Consolas" w:cs="Consolas" w:eastAsia="Consolas" w:hAnsi="Consolas"/>
+          <w:sz w:val="19"/>
+          <w:szCs w:val="19"/>
+        </w:rPr>
+        <w:t xml:space="preserve">                 @payment_type, @payment_method, N'Оплачен');</w:t>
+      </w:r>
+    </w:p>
+    <w:p>
+      <w:pPr>
+        <w:pBdr>
+          <w:left w:val="single" w:color="BFBFBF" w:sz="12" w:space="6"/>
+        </w:pBdr>
+        <w:shd w:fill="F2F2F2" w:color="auto" w:val="clear"/>
+        <w:spacing w:after="0" w:line="240"/>
+      </w:pPr>
+      <w:r>
+        <w:rPr>
+          <w:rFonts w:ascii="Consolas" w:cs="Consolas" w:eastAsia="Consolas" w:hAnsi="Consolas"/>
+          <w:sz w:val="19"/>
+          <w:szCs w:val="19"/>
+        </w:rPr>
+        <w:t xml:space="preserve"> </w:t>
+      </w:r>
+    </w:p>
+    <w:p>
+      <w:pPr>
+        <w:pBdr>
+          <w:left w:val="single" w:color="BFBFBF" w:sz="12" w:space="6"/>
+        </w:pBdr>
+        <w:shd w:fill="F2F2F2" w:color="auto" w:val="clear"/>
+        <w:spacing w:after="0" w:line="240"/>
+      </w:pPr>
+      <w:r>
+        <w:rPr>
+          <w:rFonts w:ascii="Consolas" w:cs="Consolas" w:eastAsia="Consolas" w:hAnsi="Consolas"/>
+          <w:sz w:val="19"/>
+          <w:szCs w:val="19"/>
+        </w:rPr>
+        <w:t xml:space="preserve">            SET @new_payment_id = SCOPE_IDENTITY();</w:t>
+      </w:r>
+    </w:p>
+    <w:p>
+      <w:pPr>
+        <w:pBdr>
+          <w:left w:val="single" w:color="BFBFBF" w:sz="12" w:space="6"/>
+        </w:pBdr>
+        <w:shd w:fill="F2F2F2" w:color="auto" w:val="clear"/>
+        <w:spacing w:after="0" w:line="240"/>
+      </w:pPr>
+      <w:r>
+        <w:rPr>
+          <w:rFonts w:ascii="Consolas" w:cs="Consolas" w:eastAsia="Consolas" w:hAnsi="Consolas"/>
+          <w:sz w:val="19"/>
+          <w:szCs w:val="19"/>
+        </w:rPr>
+        <w:t xml:space="preserve"> </w:t>
+      </w:r>
+    </w:p>
+    <w:p>
+      <w:pPr>
+        <w:pBdr>
+          <w:left w:val="single" w:color="BFBFBF" w:sz="12" w:space="6"/>
+        </w:pBdr>
+        <w:shd w:fill="F2F2F2" w:color="auto" w:val="clear"/>
+        <w:spacing w:after="0" w:line="240"/>
+      </w:pPr>
+      <w:r>
+        <w:rPr>
+          <w:rFonts w:ascii="Consolas" w:cs="Consolas" w:eastAsia="Consolas" w:hAnsi="Consolas"/>
+          <w:sz w:val="19"/>
+          <w:szCs w:val="19"/>
+        </w:rPr>
+        <w:t xml:space="preserve">        COMMIT TRANSACTION;</w:t>
+      </w:r>
+    </w:p>
+    <w:p>
+      <w:pPr>
+        <w:pBdr>
+          <w:left w:val="single" w:color="BFBFBF" w:sz="12" w:space="6"/>
+        </w:pBdr>
+        <w:shd w:fill="F2F2F2" w:color="auto" w:val="clear"/>
+        <w:spacing w:after="0" w:line="240"/>
+      </w:pPr>
+      <w:r>
+        <w:rPr>
+          <w:rFonts w:ascii="Consolas" w:cs="Consolas" w:eastAsia="Consolas" w:hAnsi="Consolas"/>
+          <w:sz w:val="19"/>
+          <w:szCs w:val="19"/>
+        </w:rPr>
+        <w:t xml:space="preserve"> </w:t>
+      </w:r>
+    </w:p>
+    <w:p>
+      <w:pPr>
+        <w:pBdr>
+          <w:left w:val="single" w:color="BFBFBF" w:sz="12" w:space="6"/>
+        </w:pBdr>
+        <w:shd w:fill="F2F2F2" w:color="auto" w:val="clear"/>
+        <w:spacing w:after="0" w:line="240"/>
+      </w:pPr>
+      <w:r>
+        <w:rPr>
+          <w:rFonts w:ascii="Consolas" w:cs="Consolas" w:eastAsia="Consolas" w:hAnsi="Consolas"/>
+          <w:sz w:val="19"/>
+          <w:szCs w:val="19"/>
+        </w:rPr>
+        <w:t xml:space="preserve">        PRINT N'Платёж добавлен.';</w:t>
+      </w:r>
+    </w:p>
+    <w:p>
+      <w:pPr>
+        <w:pBdr>
+          <w:left w:val="single" w:color="BFBFBF" w:sz="12" w:space="6"/>
+        </w:pBdr>
+        <w:shd w:fill="F2F2F2" w:color="auto" w:val="clear"/>
+        <w:spacing w:after="0" w:line="240"/>
+      </w:pPr>
+      <w:r>
+        <w:rPr>
+          <w:rFonts w:ascii="Consolas" w:cs="Consolas" w:eastAsia="Consolas" w:hAnsi="Consolas"/>
+          <w:sz w:val="19"/>
+          <w:szCs w:val="19"/>
+        </w:rPr>
+        <w:t xml:space="preserve">    END TRY</w:t>
+      </w:r>
+    </w:p>
+    <w:p>
+      <w:pPr>
+        <w:pBdr>
+          <w:left w:val="single" w:color="BFBFBF" w:sz="12" w:space="6"/>
+        </w:pBdr>
+        <w:shd w:fill="F2F2F2" w:color="auto" w:val="clear"/>
+        <w:spacing w:after="0" w:line="240"/>
+      </w:pPr>
+      <w:r>
+        <w:rPr>
+          <w:rFonts w:ascii="Consolas" w:cs="Consolas" w:eastAsia="Consolas" w:hAnsi="Consolas"/>
+          <w:sz w:val="19"/>
+          <w:szCs w:val="19"/>
+        </w:rPr>
+        <w:t xml:space="preserve">    BEGIN CATCH</w:t>
+      </w:r>
+    </w:p>
+    <w:p>
+      <w:pPr>
+        <w:pBdr>
+          <w:left w:val="single" w:color="BFBFBF" w:sz="12" w:space="6"/>
+        </w:pBdr>
+        <w:shd w:fill="F2F2F2" w:color="auto" w:val="clear"/>
+        <w:spacing w:after="0" w:line="240"/>
+      </w:pPr>
+      <w:r>
+        <w:rPr>
+          <w:rFonts w:ascii="Consolas" w:cs="Consolas" w:eastAsia="Consolas" w:hAnsi="Consolas"/>
+          <w:sz w:val="19"/>
+          <w:szCs w:val="19"/>
+        </w:rPr>
+        <w:t xml:space="preserve">        /* если транзакция успела открыться — откатываем её */</w:t>
+      </w:r>
+    </w:p>
+    <w:p>
+      <w:pPr>
+        <w:pBdr>
+          <w:left w:val="single" w:color="BFBFBF" w:sz="12" w:space="6"/>
+        </w:pBdr>
+        <w:shd w:fill="F2F2F2" w:color="auto" w:val="clear"/>
+        <w:spacing w:after="0" w:line="240"/>
+      </w:pPr>
+      <w:r>
+        <w:rPr>
+          <w:rFonts w:ascii="Consolas" w:cs="Consolas" w:eastAsia="Consolas" w:hAnsi="Consolas"/>
+          <w:sz w:val="19"/>
+          <w:szCs w:val="19"/>
+        </w:rPr>
+        <w:t xml:space="preserve">        IF @@TRANCOUNT &gt; 0</w:t>
+      </w:r>
+    </w:p>
+    <w:p>
+      <w:pPr>
+        <w:pBdr>
+          <w:left w:val="single" w:color="BFBFBF" w:sz="12" w:space="6"/>
+        </w:pBdr>
+        <w:shd w:fill="F2F2F2" w:color="auto" w:val="clear"/>
+        <w:spacing w:after="0" w:line="240"/>
+      </w:pPr>
+      <w:r>
+        <w:rPr>
+          <w:rFonts w:ascii="Consolas" w:cs="Consolas" w:eastAsia="Consolas" w:hAnsi="Consolas"/>
+          <w:sz w:val="19"/>
+          <w:szCs w:val="19"/>
+        </w:rPr>
+        <w:t xml:space="preserve">            ROLLBACK TRANSACTION;</w:t>
+      </w:r>
+    </w:p>
+    <w:p>
+      <w:pPr>
+        <w:pBdr>
+          <w:left w:val="single" w:color="BFBFBF" w:sz="12" w:space="6"/>
+        </w:pBdr>
+        <w:shd w:fill="F2F2F2" w:color="auto" w:val="clear"/>
+        <w:spacing w:after="0" w:line="240"/>
+      </w:pPr>
+      <w:r>
+        <w:rPr>
+          <w:rFonts w:ascii="Consolas" w:cs="Consolas" w:eastAsia="Consolas" w:hAnsi="Consolas"/>
+          <w:sz w:val="19"/>
+          <w:szCs w:val="19"/>
+        </w:rPr>
+        <w:t xml:space="preserve"> </w:t>
+      </w:r>
+    </w:p>
+    <w:p>
+      <w:pPr>
+        <w:pBdr>
+          <w:left w:val="single" w:color="BFBFBF" w:sz="12" w:space="6"/>
+        </w:pBdr>
+        <w:shd w:fill="F2F2F2" w:color="auto" w:val="clear"/>
+        <w:spacing w:after="0" w:line="240"/>
+      </w:pPr>
+      <w:r>
+        <w:rPr>
+          <w:rFonts w:ascii="Consolas" w:cs="Consolas" w:eastAsia="Consolas" w:hAnsi="Consolas"/>
+          <w:sz w:val="19"/>
+          <w:szCs w:val="19"/>
+        </w:rPr>
+        <w:t xml:space="preserve">        SELECT  ERROR_NUMBER()  AS ErrorNumber,</w:t>
+      </w:r>
+    </w:p>
+    <w:p>
+      <w:pPr>
+        <w:pBdr>
+          <w:left w:val="single" w:color="BFBFBF" w:sz="12" w:space="6"/>
+        </w:pBdr>
+        <w:shd w:fill="F2F2F2" w:color="auto" w:val="clear"/>
+        <w:spacing w:after="0" w:line="240"/>
+      </w:pPr>
+      <w:r>
+        <w:rPr>
+          <w:rFonts w:ascii="Consolas" w:cs="Consolas" w:eastAsia="Consolas" w:hAnsi="Consolas"/>
+          <w:sz w:val="19"/>
+          <w:szCs w:val="19"/>
+        </w:rPr>
+        <w:t xml:space="preserve">                ERROR_MESSAGE() AS ErrorMessage,</w:t>
+      </w:r>
+    </w:p>
+    <w:p>
+      <w:pPr>
+        <w:pBdr>
+          <w:left w:val="single" w:color="BFBFBF" w:sz="12" w:space="6"/>
+        </w:pBdr>
+        <w:shd w:fill="F2F2F2" w:color="auto" w:val="clear"/>
+        <w:spacing w:after="0" w:line="240"/>
+      </w:pPr>
+      <w:r>
+        <w:rPr>
+          <w:rFonts w:ascii="Consolas" w:cs="Consolas" w:eastAsia="Consolas" w:hAnsi="Consolas"/>
+          <w:sz w:val="19"/>
+          <w:szCs w:val="19"/>
+        </w:rPr>
+        <w:t xml:space="preserve">                ERROR_LINE()    AS ErrorLine;</w:t>
+      </w:r>
+    </w:p>
+    <w:p>
+      <w:pPr>
+        <w:pBdr>
+          <w:left w:val="single" w:color="BFBFBF" w:sz="12" w:space="6"/>
+        </w:pBdr>
+        <w:shd w:fill="F2F2F2" w:color="auto" w:val="clear"/>
+        <w:spacing w:after="0" w:line="240"/>
+      </w:pPr>
+      <w:r>
+        <w:rPr>
+          <w:rFonts w:ascii="Consolas" w:cs="Consolas" w:eastAsia="Consolas" w:hAnsi="Consolas"/>
+          <w:sz w:val="19"/>
+          <w:szCs w:val="19"/>
+        </w:rPr>
+        <w:t xml:space="preserve">    END CATCH</w:t>
+      </w:r>
+    </w:p>
+    <w:p>
+      <w:pPr>
+        <w:pBdr>
+          <w:left w:val="single" w:color="BFBFBF" w:sz="12" w:space="6"/>
+        </w:pBdr>
+        <w:shd w:fill="F2F2F2" w:color="auto" w:val="clear"/>
+        <w:spacing w:after="160" w:line="240"/>
+      </w:pPr>
+      <w:r>
+        <w:rPr>
+          <w:rFonts w:ascii="Consolas" w:cs="Consolas" w:eastAsia="Consolas" w:hAnsi="Consolas"/>
+          <w:sz w:val="19"/>
+          <w:szCs w:val="19"/>
+        </w:rPr>
+        <w:t xml:space="preserve">END;</w:t>
+      </w:r>
+    </w:p>
+    <w:p>
+      <w:pPr>
+        <w:spacing w:after="120" w:line="276"/>
+        <w:jc w:val="both"/>
+      </w:pPr>
+      <w:r>
+        <w:rPr>
+          <w:rFonts w:ascii="Times New Roman" w:cs="Times New Roman" w:eastAsia="Times New Roman" w:hAnsi="Times New Roman"/>
+          <w:b w:val="false"/>
+          <w:bCs w:val="false"/>
+          <w:i w:val="false"/>
+          <w:iCs w:val="false"/>
+          <w:sz w:val="24"/>
+          <w:szCs w:val="24"/>
+        </w:rPr>
+        <w:t xml:space="preserve">После этого те же ошибочные запуски выглядят иначе: вместо «красного» сообщения процедура аккуратно возвращает таблицу с описанием ошибки. Например, для несуществующей аренды:</w:t>
+      </w:r>
+    </w:p>
+    <w:p>
+      <w:pPr>
+        <w:pBdr>
+          <w:left w:val="single" w:color="E0B060" w:sz="12" w:space="6"/>
+        </w:pBdr>
+        <w:shd w:fill="FFF2CC" w:color="auto" w:val="clear"/>
+        <w:spacing w:after="0" w:line="240"/>
+      </w:pPr>
+      <w:r>
+        <w:rPr>
+          <w:rFonts w:ascii="Consolas" w:cs="Consolas" w:eastAsia="Consolas" w:hAnsi="Consolas"/>
+          <w:sz w:val="19"/>
+          <w:szCs w:val="19"/>
+        </w:rPr>
+        <w:t xml:space="preserve">ErrorNumber   ErrorMessage                          ErrorLine</w:t>
+      </w:r>
+    </w:p>
+    <w:p>
+      <w:pPr>
+        <w:pBdr>
+          <w:left w:val="single" w:color="E0B060" w:sz="12" w:space="6"/>
+        </w:pBdr>
+        <w:shd w:fill="FFF2CC" w:color="auto" w:val="clear"/>
+        <w:spacing w:after="0" w:line="240"/>
+      </w:pPr>
+      <w:r>
+        <w:rPr>
+          <w:rFonts w:ascii="Consolas" w:cs="Consolas" w:eastAsia="Consolas" w:hAnsi="Consolas"/>
+          <w:sz w:val="19"/>
+          <w:szCs w:val="19"/>
+        </w:rPr>
+        <w:t xml:space="preserve">-----------   -----------------------------------   ---------</w:t>
+      </w:r>
+    </w:p>
+    <w:p>
+      <w:pPr>
+        <w:pBdr>
+          <w:left w:val="single" w:color="E0B060" w:sz="12" w:space="6"/>
+        </w:pBdr>
+        <w:shd w:fill="FFF2CC" w:color="auto" w:val="clear"/>
+        <w:spacing w:after="160" w:line="240"/>
+      </w:pPr>
+      <w:r>
+        <w:rPr>
+          <w:rFonts w:ascii="Consolas" w:cs="Consolas" w:eastAsia="Consolas" w:hAnsi="Consolas"/>
+          <w:sz w:val="19"/>
+          <w:szCs w:val="19"/>
+        </w:rPr>
+        <w:t xml:space="preserve">50000         Аренда с номером 999999 не найдена.   16</w:t>
+      </w:r>
+    </w:p>
+    <w:p>
+      <w:pPr>
+        <w:spacing w:after="120" w:line="276"/>
+        <w:jc w:val="both"/>
+      </w:pPr>
+      <w:r>
+        <w:rPr>
+          <w:rFonts w:ascii="Times New Roman" w:cs="Times New Roman" w:eastAsia="Times New Roman" w:hAnsi="Times New Roman"/>
+          <w:b w:val="false"/>
+          <w:bCs w:val="false"/>
+          <w:i w:val="false"/>
+          <w:iCs w:val="false"/>
+          <w:sz w:val="24"/>
+          <w:szCs w:val="24"/>
+        </w:rPr>
+        <w:t xml:space="preserve">А теперь ошибка, которую проверки предусмотреть не могли: сумма проходит обе проверки, но не помещается в DECIMAL(10,2) при вставке.</w:t>
       </w:r>
     </w:p>
     <w:p>

--- a/labs/лекция-05-хранимые-процедуры/Хранимые процедуры.docx
+++ b/labs/лекция-05-хранимые-процедуры/Хранимые процедуры.docx
@@ -498,23 +498,6 @@
     </w:p>
     <w:p>
       <w:pPr>
-        <w:pStyle w:val="Heading1"/>
-        <w:spacing w:after="160" w:before="280"/>
-      </w:pPr>
-      <w:r>
-        <w:rPr>
-          <w:rFonts w:ascii="Times New Roman" w:cs="Times New Roman" w:eastAsia="Times New Roman" w:hAnsi="Times New Roman"/>
-          <w:b/>
-          <w:bCs/>
-          <w:color w:val="1F3864"/>
-          <w:sz w:val="32"/>
-          <w:szCs w:val="32"/>
-        </w:rPr>
-        <w:t xml:space="preserve">1. Процедура без параметров</w:t>
-      </w:r>
-    </w:p>
-    <w:p>
-      <w:pPr>
         <w:spacing w:after="120" w:line="276"/>
         <w:jc w:val="both"/>
       </w:pPr>
@@ -528,75 +511,58 @@
           <w:sz w:val="24"/>
           <w:szCs w:val="24"/>
         </w:rPr>
-        <w:t xml:space="preserve">Каждое утро оператор смотрит одно и то же: какое оборудование сейчас свободно. Эта операция выполняется постоянно, поэтому её имеет смысл сохранить на сервере под понятным именем.</w:t>
-      </w:r>
-    </w:p>
-    <w:p>
-      <w:pPr>
-        <w:pBdr>
-          <w:left w:val="single" w:color="BFBFBF" w:sz="12" w:space="6"/>
-        </w:pBdr>
-        <w:shd w:fill="F2F2F2" w:color="auto" w:val="clear"/>
-        <w:spacing w:after="0" w:line="240"/>
-      </w:pPr>
-      <w:r>
-        <w:rPr>
-          <w:rFonts w:ascii="Consolas" w:cs="Consolas" w:eastAsia="Consolas" w:hAnsi="Consolas"/>
-          <w:sz w:val="19"/>
-          <w:szCs w:val="19"/>
-        </w:rPr>
-        <w:t xml:space="preserve">CREATE OR ALTER PROCEDURE dbo.usp_ShowAvailableEquipment</w:t>
-      </w:r>
-    </w:p>
-    <w:p>
-      <w:pPr>
-        <w:pBdr>
-          <w:left w:val="single" w:color="BFBFBF" w:sz="12" w:space="6"/>
-        </w:pBdr>
-        <w:shd w:fill="F2F2F2" w:color="auto" w:val="clear"/>
-        <w:spacing w:after="0" w:line="240"/>
-      </w:pPr>
-      <w:r>
-        <w:rPr>
-          <w:rFonts w:ascii="Consolas" w:cs="Consolas" w:eastAsia="Consolas" w:hAnsi="Consolas"/>
-          <w:sz w:val="19"/>
-          <w:szCs w:val="19"/>
-        </w:rPr>
-        <w:t xml:space="preserve">AS</w:t>
-      </w:r>
-    </w:p>
-    <w:p>
-      <w:pPr>
-        <w:pBdr>
-          <w:left w:val="single" w:color="BFBFBF" w:sz="12" w:space="6"/>
-        </w:pBdr>
-        <w:shd w:fill="F2F2F2" w:color="auto" w:val="clear"/>
-        <w:spacing w:after="0" w:line="240"/>
-      </w:pPr>
-      <w:r>
-        <w:rPr>
-          <w:rFonts w:ascii="Consolas" w:cs="Consolas" w:eastAsia="Consolas" w:hAnsi="Consolas"/>
-          <w:sz w:val="19"/>
-          <w:szCs w:val="19"/>
-        </w:rPr>
-        <w:t xml:space="preserve">BEGIN</w:t>
-      </w:r>
-    </w:p>
-    <w:p>
-      <w:pPr>
-        <w:pBdr>
-          <w:left w:val="single" w:color="BFBFBF" w:sz="12" w:space="6"/>
-        </w:pBdr>
-        <w:shd w:fill="F2F2F2" w:color="auto" w:val="clear"/>
-        <w:spacing w:after="0" w:line="240"/>
-      </w:pPr>
-      <w:r>
-        <w:rPr>
-          <w:rFonts w:ascii="Consolas" w:cs="Consolas" w:eastAsia="Consolas" w:hAnsi="Consolas"/>
-          <w:sz w:val="19"/>
-          <w:szCs w:val="19"/>
-        </w:rPr>
-        <w:t xml:space="preserve">    SET NOCOUNT ON;</w:t>
+        <w:t xml:space="preserve">В лекции процедуры создаются командой CREATE OR ALTER PROCEDURE, но она поддерживается только начиная с SQL Server 2016 SP1 — на более ранней версии сервер отвечает ошибкой «Неправильный синтаксис около ключевого слова "OR"». Поэтому здесь используется универсальная связка: сначала процедура удаляется, если уже существует, затем создаётся заново. Работает на любой версии, и скрипт можно перезапускать сколько угодно раз.</w:t>
+      </w:r>
+    </w:p>
+    <w:p>
+      <w:pPr>
+        <w:pBdr>
+          <w:left w:val="single" w:color="BFBFBF" w:sz="12" w:space="6"/>
+        </w:pBdr>
+        <w:shd w:fill="F2F2F2" w:color="auto" w:val="clear"/>
+        <w:spacing w:after="0" w:line="240"/>
+      </w:pPr>
+      <w:r>
+        <w:rPr>
+          <w:rFonts w:ascii="Consolas" w:cs="Consolas" w:eastAsia="Consolas" w:hAnsi="Consolas"/>
+          <w:sz w:val="19"/>
+          <w:szCs w:val="19"/>
+        </w:rPr>
+        <w:t xml:space="preserve">IF OBJECT_ID('dbo.usp_ИмяПроцедуры', 'P') IS NOT NULL</w:t>
+      </w:r>
+    </w:p>
+    <w:p>
+      <w:pPr>
+        <w:pBdr>
+          <w:left w:val="single" w:color="BFBFBF" w:sz="12" w:space="6"/>
+        </w:pBdr>
+        <w:shd w:fill="F2F2F2" w:color="auto" w:val="clear"/>
+        <w:spacing w:after="0" w:line="240"/>
+      </w:pPr>
+      <w:r>
+        <w:rPr>
+          <w:rFonts w:ascii="Consolas" w:cs="Consolas" w:eastAsia="Consolas" w:hAnsi="Consolas"/>
+          <w:sz w:val="19"/>
+          <w:szCs w:val="19"/>
+        </w:rPr>
+        <w:t xml:space="preserve">    DROP PROCEDURE dbo.usp_ИмяПроцедуры;</w:t>
+      </w:r>
+    </w:p>
+    <w:p>
+      <w:pPr>
+        <w:pBdr>
+          <w:left w:val="single" w:color="BFBFBF" w:sz="12" w:space="6"/>
+        </w:pBdr>
+        <w:shd w:fill="F2F2F2" w:color="auto" w:val="clear"/>
+        <w:spacing w:after="0" w:line="240"/>
+      </w:pPr>
+      <w:r>
+        <w:rPr>
+          <w:rFonts w:ascii="Consolas" w:cs="Consolas" w:eastAsia="Consolas" w:hAnsi="Consolas"/>
+          <w:sz w:val="19"/>
+          <w:szCs w:val="19"/>
+        </w:rPr>
+        <w:t xml:space="preserve">GO</w:t>
       </w:r>
     </w:p>
     <w:p>
@@ -630,160 +596,7 @@
           <w:sz w:val="19"/>
           <w:szCs w:val="19"/>
         </w:rPr>
-        <w:t xml:space="preserve">    SELECT  e.equipment_id,</w:t>
-      </w:r>
-    </w:p>
-    <w:p>
-      <w:pPr>
-        <w:pBdr>
-          <w:left w:val="single" w:color="BFBFBF" w:sz="12" w:space="6"/>
-        </w:pBdr>
-        <w:shd w:fill="F2F2F2" w:color="auto" w:val="clear"/>
-        <w:spacing w:after="0" w:line="240"/>
-      </w:pPr>
-      <w:r>
-        <w:rPr>
-          <w:rFonts w:ascii="Consolas" w:cs="Consolas" w:eastAsia="Consolas" w:hAnsi="Consolas"/>
-          <w:sz w:val="19"/>
-          <w:szCs w:val="19"/>
-        </w:rPr>
-        <w:t xml:space="preserve">            e.name,</w:t>
-      </w:r>
-    </w:p>
-    <w:p>
-      <w:pPr>
-        <w:pBdr>
-          <w:left w:val="single" w:color="BFBFBF" w:sz="12" w:space="6"/>
-        </w:pBdr>
-        <w:shd w:fill="F2F2F2" w:color="auto" w:val="clear"/>
-        <w:spacing w:after="0" w:line="240"/>
-      </w:pPr>
-      <w:r>
-        <w:rPr>
-          <w:rFonts w:ascii="Consolas" w:cs="Consolas" w:eastAsia="Consolas" w:hAnsi="Consolas"/>
-          <w:sz w:val="19"/>
-          <w:szCs w:val="19"/>
-        </w:rPr>
-        <w:t xml:space="preserve">            e.brand,</w:t>
-      </w:r>
-    </w:p>
-    <w:p>
-      <w:pPr>
-        <w:pBdr>
-          <w:left w:val="single" w:color="BFBFBF" w:sz="12" w:space="6"/>
-        </w:pBdr>
-        <w:shd w:fill="F2F2F2" w:color="auto" w:val="clear"/>
-        <w:spacing w:after="0" w:line="240"/>
-      </w:pPr>
-      <w:r>
-        <w:rPr>
-          <w:rFonts w:ascii="Consolas" w:cs="Consolas" w:eastAsia="Consolas" w:hAnsi="Consolas"/>
-          <w:sz w:val="19"/>
-          <w:szCs w:val="19"/>
-        </w:rPr>
-        <w:t xml:space="preserve">            e.model,</w:t>
-      </w:r>
-    </w:p>
-    <w:p>
-      <w:pPr>
-        <w:pBdr>
-          <w:left w:val="single" w:color="BFBFBF" w:sz="12" w:space="6"/>
-        </w:pBdr>
-        <w:shd w:fill="F2F2F2" w:color="auto" w:val="clear"/>
-        <w:spacing w:after="0" w:line="240"/>
-      </w:pPr>
-      <w:r>
-        <w:rPr>
-          <w:rFonts w:ascii="Consolas" w:cs="Consolas" w:eastAsia="Consolas" w:hAnsi="Consolas"/>
-          <w:sz w:val="19"/>
-          <w:szCs w:val="19"/>
-        </w:rPr>
-        <w:t xml:space="preserve">            e.rental_price,</w:t>
-      </w:r>
-    </w:p>
-    <w:p>
-      <w:pPr>
-        <w:pBdr>
-          <w:left w:val="single" w:color="BFBFBF" w:sz="12" w:space="6"/>
-        </w:pBdr>
-        <w:shd w:fill="F2F2F2" w:color="auto" w:val="clear"/>
-        <w:spacing w:after="0" w:line="240"/>
-      </w:pPr>
-      <w:r>
-        <w:rPr>
-          <w:rFonts w:ascii="Consolas" w:cs="Consolas" w:eastAsia="Consolas" w:hAnsi="Consolas"/>
-          <w:sz w:val="19"/>
-          <w:szCs w:val="19"/>
-        </w:rPr>
-        <w:t xml:space="preserve">            c.name AS category_name</w:t>
-      </w:r>
-    </w:p>
-    <w:p>
-      <w:pPr>
-        <w:pBdr>
-          <w:left w:val="single" w:color="BFBFBF" w:sz="12" w:space="6"/>
-        </w:pBdr>
-        <w:shd w:fill="F2F2F2" w:color="auto" w:val="clear"/>
-        <w:spacing w:after="0" w:line="240"/>
-      </w:pPr>
-      <w:r>
-        <w:rPr>
-          <w:rFonts w:ascii="Consolas" w:cs="Consolas" w:eastAsia="Consolas" w:hAnsi="Consolas"/>
-          <w:sz w:val="19"/>
-          <w:szCs w:val="19"/>
-        </w:rPr>
-        <w:t xml:space="preserve">    FROM    dbo.Equipment e</w:t>
-      </w:r>
-    </w:p>
-    <w:p>
-      <w:pPr>
-        <w:pBdr>
-          <w:left w:val="single" w:color="BFBFBF" w:sz="12" w:space="6"/>
-        </w:pBdr>
-        <w:shd w:fill="F2F2F2" w:color="auto" w:val="clear"/>
-        <w:spacing w:after="0" w:line="240"/>
-      </w:pPr>
-      <w:r>
-        <w:rPr>
-          <w:rFonts w:ascii="Consolas" w:cs="Consolas" w:eastAsia="Consolas" w:hAnsi="Consolas"/>
-          <w:sz w:val="19"/>
-          <w:szCs w:val="19"/>
-        </w:rPr>
-        <w:t xml:space="preserve">    JOIN    dbo.EquipmentCategories c ON c.category_id = e.category_id</w:t>
-      </w:r>
-    </w:p>
-    <w:p>
-      <w:pPr>
-        <w:pBdr>
-          <w:left w:val="single" w:color="BFBFBF" w:sz="12" w:space="6"/>
-        </w:pBdr>
-        <w:shd w:fill="F2F2F2" w:color="auto" w:val="clear"/>
-        <w:spacing w:after="0" w:line="240"/>
-      </w:pPr>
-      <w:r>
-        <w:rPr>
-          <w:rFonts w:ascii="Consolas" w:cs="Consolas" w:eastAsia="Consolas" w:hAnsi="Consolas"/>
-          <w:sz w:val="19"/>
-          <w:szCs w:val="19"/>
-        </w:rPr>
-        <w:t xml:space="preserve">    WHERE   e.status = N'Доступно'</w:t>
-      </w:r>
-    </w:p>
-    <w:p>
-      <w:pPr>
-        <w:pBdr>
-          <w:left w:val="single" w:color="BFBFBF" w:sz="12" w:space="6"/>
-        </w:pBdr>
-        <w:shd w:fill="F2F2F2" w:color="auto" w:val="clear"/>
-        <w:spacing w:after="0" w:line="240"/>
-      </w:pPr>
-      <w:r>
-        <w:rPr>
-          <w:rFonts w:ascii="Consolas" w:cs="Consolas" w:eastAsia="Consolas" w:hAnsi="Consolas"/>
-          <w:sz w:val="19"/>
-          <w:szCs w:val="19"/>
-        </w:rPr>
-        <w:t xml:space="preserve">    ORDER BY c.name, e.name;</w:t>
+        <w:t xml:space="preserve">CREATE PROCEDURE dbo.usp_ИмяПроцедуры</w:t>
       </w:r>
     </w:p>
     <w:p>
@@ -800,7 +613,24 @@
           <w:sz w:val="19"/>
           <w:szCs w:val="19"/>
         </w:rPr>
-        <w:t xml:space="preserve">END;</w:t>
+        <w:t xml:space="preserve">...</w:t>
+      </w:r>
+    </w:p>
+    <w:p>
+      <w:pPr>
+        <w:pStyle w:val="Heading1"/>
+        <w:spacing w:after="160" w:before="280"/>
+      </w:pPr>
+      <w:r>
+        <w:rPr>
+          <w:rFonts w:ascii="Times New Roman" w:cs="Times New Roman" w:eastAsia="Times New Roman" w:hAnsi="Times New Roman"/>
+          <w:b/>
+          <w:bCs/>
+          <w:color w:val="1F3864"/>
+          <w:sz w:val="32"/>
+          <w:szCs w:val="32"/>
+        </w:rPr>
+        <w:t xml:space="preserve">1. Процедура без параметров</w:t>
       </w:r>
     </w:p>
     <w:p>
@@ -818,6 +648,364 @@
           <w:sz w:val="24"/>
           <w:szCs w:val="24"/>
         </w:rPr>
+        <w:t xml:space="preserve">Каждое утро оператор смотрит одно и то же: какое оборудование сейчас свободно. Эта операция выполняется постоянно, поэтому её имеет смысл сохранить на сервере под понятным именем.</w:t>
+      </w:r>
+    </w:p>
+    <w:p>
+      <w:pPr>
+        <w:pBdr>
+          <w:left w:val="single" w:color="BFBFBF" w:sz="12" w:space="6"/>
+        </w:pBdr>
+        <w:shd w:fill="F2F2F2" w:color="auto" w:val="clear"/>
+        <w:spacing w:after="0" w:line="240"/>
+      </w:pPr>
+      <w:r>
+        <w:rPr>
+          <w:rFonts w:ascii="Consolas" w:cs="Consolas" w:eastAsia="Consolas" w:hAnsi="Consolas"/>
+          <w:sz w:val="19"/>
+          <w:szCs w:val="19"/>
+        </w:rPr>
+        <w:t xml:space="preserve">IF OBJECT_ID('dbo.usp_ShowAvailableEquipment', 'P') IS NOT NULL</w:t>
+      </w:r>
+    </w:p>
+    <w:p>
+      <w:pPr>
+        <w:pBdr>
+          <w:left w:val="single" w:color="BFBFBF" w:sz="12" w:space="6"/>
+        </w:pBdr>
+        <w:shd w:fill="F2F2F2" w:color="auto" w:val="clear"/>
+        <w:spacing w:after="0" w:line="240"/>
+      </w:pPr>
+      <w:r>
+        <w:rPr>
+          <w:rFonts w:ascii="Consolas" w:cs="Consolas" w:eastAsia="Consolas" w:hAnsi="Consolas"/>
+          <w:sz w:val="19"/>
+          <w:szCs w:val="19"/>
+        </w:rPr>
+        <w:t xml:space="preserve">    DROP PROCEDURE dbo.usp_ShowAvailableEquipment;</w:t>
+      </w:r>
+    </w:p>
+    <w:p>
+      <w:pPr>
+        <w:pBdr>
+          <w:left w:val="single" w:color="BFBFBF" w:sz="12" w:space="6"/>
+        </w:pBdr>
+        <w:shd w:fill="F2F2F2" w:color="auto" w:val="clear"/>
+        <w:spacing w:after="0" w:line="240"/>
+      </w:pPr>
+      <w:r>
+        <w:rPr>
+          <w:rFonts w:ascii="Consolas" w:cs="Consolas" w:eastAsia="Consolas" w:hAnsi="Consolas"/>
+          <w:sz w:val="19"/>
+          <w:szCs w:val="19"/>
+        </w:rPr>
+        <w:t xml:space="preserve">GO</w:t>
+      </w:r>
+    </w:p>
+    <w:p>
+      <w:pPr>
+        <w:pBdr>
+          <w:left w:val="single" w:color="BFBFBF" w:sz="12" w:space="6"/>
+        </w:pBdr>
+        <w:shd w:fill="F2F2F2" w:color="auto" w:val="clear"/>
+        <w:spacing w:after="0" w:line="240"/>
+      </w:pPr>
+      <w:r>
+        <w:rPr>
+          <w:rFonts w:ascii="Consolas" w:cs="Consolas" w:eastAsia="Consolas" w:hAnsi="Consolas"/>
+          <w:sz w:val="19"/>
+          <w:szCs w:val="19"/>
+        </w:rPr>
+        <w:t xml:space="preserve"> </w:t>
+      </w:r>
+    </w:p>
+    <w:p>
+      <w:pPr>
+        <w:pBdr>
+          <w:left w:val="single" w:color="BFBFBF" w:sz="12" w:space="6"/>
+        </w:pBdr>
+        <w:shd w:fill="F2F2F2" w:color="auto" w:val="clear"/>
+        <w:spacing w:after="0" w:line="240"/>
+      </w:pPr>
+      <w:r>
+        <w:rPr>
+          <w:rFonts w:ascii="Consolas" w:cs="Consolas" w:eastAsia="Consolas" w:hAnsi="Consolas"/>
+          <w:sz w:val="19"/>
+          <w:szCs w:val="19"/>
+        </w:rPr>
+        <w:t xml:space="preserve">CREATE PROCEDURE dbo.usp_ShowAvailableEquipment</w:t>
+      </w:r>
+    </w:p>
+    <w:p>
+      <w:pPr>
+        <w:pBdr>
+          <w:left w:val="single" w:color="BFBFBF" w:sz="12" w:space="6"/>
+        </w:pBdr>
+        <w:shd w:fill="F2F2F2" w:color="auto" w:val="clear"/>
+        <w:spacing w:after="0" w:line="240"/>
+      </w:pPr>
+      <w:r>
+        <w:rPr>
+          <w:rFonts w:ascii="Consolas" w:cs="Consolas" w:eastAsia="Consolas" w:hAnsi="Consolas"/>
+          <w:sz w:val="19"/>
+          <w:szCs w:val="19"/>
+        </w:rPr>
+        <w:t xml:space="preserve">AS</w:t>
+      </w:r>
+    </w:p>
+    <w:p>
+      <w:pPr>
+        <w:pBdr>
+          <w:left w:val="single" w:color="BFBFBF" w:sz="12" w:space="6"/>
+        </w:pBdr>
+        <w:shd w:fill="F2F2F2" w:color="auto" w:val="clear"/>
+        <w:spacing w:after="0" w:line="240"/>
+      </w:pPr>
+      <w:r>
+        <w:rPr>
+          <w:rFonts w:ascii="Consolas" w:cs="Consolas" w:eastAsia="Consolas" w:hAnsi="Consolas"/>
+          <w:sz w:val="19"/>
+          <w:szCs w:val="19"/>
+        </w:rPr>
+        <w:t xml:space="preserve">BEGIN</w:t>
+      </w:r>
+    </w:p>
+    <w:p>
+      <w:pPr>
+        <w:pBdr>
+          <w:left w:val="single" w:color="BFBFBF" w:sz="12" w:space="6"/>
+        </w:pBdr>
+        <w:shd w:fill="F2F2F2" w:color="auto" w:val="clear"/>
+        <w:spacing w:after="0" w:line="240"/>
+      </w:pPr>
+      <w:r>
+        <w:rPr>
+          <w:rFonts w:ascii="Consolas" w:cs="Consolas" w:eastAsia="Consolas" w:hAnsi="Consolas"/>
+          <w:sz w:val="19"/>
+          <w:szCs w:val="19"/>
+        </w:rPr>
+        <w:t xml:space="preserve">    SET NOCOUNT ON;</w:t>
+      </w:r>
+    </w:p>
+    <w:p>
+      <w:pPr>
+        <w:pBdr>
+          <w:left w:val="single" w:color="BFBFBF" w:sz="12" w:space="6"/>
+        </w:pBdr>
+        <w:shd w:fill="F2F2F2" w:color="auto" w:val="clear"/>
+        <w:spacing w:after="0" w:line="240"/>
+      </w:pPr>
+      <w:r>
+        <w:rPr>
+          <w:rFonts w:ascii="Consolas" w:cs="Consolas" w:eastAsia="Consolas" w:hAnsi="Consolas"/>
+          <w:sz w:val="19"/>
+          <w:szCs w:val="19"/>
+        </w:rPr>
+        <w:t xml:space="preserve"> </w:t>
+      </w:r>
+    </w:p>
+    <w:p>
+      <w:pPr>
+        <w:pBdr>
+          <w:left w:val="single" w:color="BFBFBF" w:sz="12" w:space="6"/>
+        </w:pBdr>
+        <w:shd w:fill="F2F2F2" w:color="auto" w:val="clear"/>
+        <w:spacing w:after="0" w:line="240"/>
+      </w:pPr>
+      <w:r>
+        <w:rPr>
+          <w:rFonts w:ascii="Consolas" w:cs="Consolas" w:eastAsia="Consolas" w:hAnsi="Consolas"/>
+          <w:sz w:val="19"/>
+          <w:szCs w:val="19"/>
+        </w:rPr>
+        <w:t xml:space="preserve">    SELECT  e.equipment_id,</w:t>
+      </w:r>
+    </w:p>
+    <w:p>
+      <w:pPr>
+        <w:pBdr>
+          <w:left w:val="single" w:color="BFBFBF" w:sz="12" w:space="6"/>
+        </w:pBdr>
+        <w:shd w:fill="F2F2F2" w:color="auto" w:val="clear"/>
+        <w:spacing w:after="0" w:line="240"/>
+      </w:pPr>
+      <w:r>
+        <w:rPr>
+          <w:rFonts w:ascii="Consolas" w:cs="Consolas" w:eastAsia="Consolas" w:hAnsi="Consolas"/>
+          <w:sz w:val="19"/>
+          <w:szCs w:val="19"/>
+        </w:rPr>
+        <w:t xml:space="preserve">            e.name,</w:t>
+      </w:r>
+    </w:p>
+    <w:p>
+      <w:pPr>
+        <w:pBdr>
+          <w:left w:val="single" w:color="BFBFBF" w:sz="12" w:space="6"/>
+        </w:pBdr>
+        <w:shd w:fill="F2F2F2" w:color="auto" w:val="clear"/>
+        <w:spacing w:after="0" w:line="240"/>
+      </w:pPr>
+      <w:r>
+        <w:rPr>
+          <w:rFonts w:ascii="Consolas" w:cs="Consolas" w:eastAsia="Consolas" w:hAnsi="Consolas"/>
+          <w:sz w:val="19"/>
+          <w:szCs w:val="19"/>
+        </w:rPr>
+        <w:t xml:space="preserve">            e.brand,</w:t>
+      </w:r>
+    </w:p>
+    <w:p>
+      <w:pPr>
+        <w:pBdr>
+          <w:left w:val="single" w:color="BFBFBF" w:sz="12" w:space="6"/>
+        </w:pBdr>
+        <w:shd w:fill="F2F2F2" w:color="auto" w:val="clear"/>
+        <w:spacing w:after="0" w:line="240"/>
+      </w:pPr>
+      <w:r>
+        <w:rPr>
+          <w:rFonts w:ascii="Consolas" w:cs="Consolas" w:eastAsia="Consolas" w:hAnsi="Consolas"/>
+          <w:sz w:val="19"/>
+          <w:szCs w:val="19"/>
+        </w:rPr>
+        <w:t xml:space="preserve">            e.model,</w:t>
+      </w:r>
+    </w:p>
+    <w:p>
+      <w:pPr>
+        <w:pBdr>
+          <w:left w:val="single" w:color="BFBFBF" w:sz="12" w:space="6"/>
+        </w:pBdr>
+        <w:shd w:fill="F2F2F2" w:color="auto" w:val="clear"/>
+        <w:spacing w:after="0" w:line="240"/>
+      </w:pPr>
+      <w:r>
+        <w:rPr>
+          <w:rFonts w:ascii="Consolas" w:cs="Consolas" w:eastAsia="Consolas" w:hAnsi="Consolas"/>
+          <w:sz w:val="19"/>
+          <w:szCs w:val="19"/>
+        </w:rPr>
+        <w:t xml:space="preserve">            e.rental_price,</w:t>
+      </w:r>
+    </w:p>
+    <w:p>
+      <w:pPr>
+        <w:pBdr>
+          <w:left w:val="single" w:color="BFBFBF" w:sz="12" w:space="6"/>
+        </w:pBdr>
+        <w:shd w:fill="F2F2F2" w:color="auto" w:val="clear"/>
+        <w:spacing w:after="0" w:line="240"/>
+      </w:pPr>
+      <w:r>
+        <w:rPr>
+          <w:rFonts w:ascii="Consolas" w:cs="Consolas" w:eastAsia="Consolas" w:hAnsi="Consolas"/>
+          <w:sz w:val="19"/>
+          <w:szCs w:val="19"/>
+        </w:rPr>
+        <w:t xml:space="preserve">            c.name AS category_name</w:t>
+      </w:r>
+    </w:p>
+    <w:p>
+      <w:pPr>
+        <w:pBdr>
+          <w:left w:val="single" w:color="BFBFBF" w:sz="12" w:space="6"/>
+        </w:pBdr>
+        <w:shd w:fill="F2F2F2" w:color="auto" w:val="clear"/>
+        <w:spacing w:after="0" w:line="240"/>
+      </w:pPr>
+      <w:r>
+        <w:rPr>
+          <w:rFonts w:ascii="Consolas" w:cs="Consolas" w:eastAsia="Consolas" w:hAnsi="Consolas"/>
+          <w:sz w:val="19"/>
+          <w:szCs w:val="19"/>
+        </w:rPr>
+        <w:t xml:space="preserve">    FROM    dbo.Equipment e</w:t>
+      </w:r>
+    </w:p>
+    <w:p>
+      <w:pPr>
+        <w:pBdr>
+          <w:left w:val="single" w:color="BFBFBF" w:sz="12" w:space="6"/>
+        </w:pBdr>
+        <w:shd w:fill="F2F2F2" w:color="auto" w:val="clear"/>
+        <w:spacing w:after="0" w:line="240"/>
+      </w:pPr>
+      <w:r>
+        <w:rPr>
+          <w:rFonts w:ascii="Consolas" w:cs="Consolas" w:eastAsia="Consolas" w:hAnsi="Consolas"/>
+          <w:sz w:val="19"/>
+          <w:szCs w:val="19"/>
+        </w:rPr>
+        <w:t xml:space="preserve">    JOIN    dbo.EquipmentCategories c ON c.category_id = e.category_id</w:t>
+      </w:r>
+    </w:p>
+    <w:p>
+      <w:pPr>
+        <w:pBdr>
+          <w:left w:val="single" w:color="BFBFBF" w:sz="12" w:space="6"/>
+        </w:pBdr>
+        <w:shd w:fill="F2F2F2" w:color="auto" w:val="clear"/>
+        <w:spacing w:after="0" w:line="240"/>
+      </w:pPr>
+      <w:r>
+        <w:rPr>
+          <w:rFonts w:ascii="Consolas" w:cs="Consolas" w:eastAsia="Consolas" w:hAnsi="Consolas"/>
+          <w:sz w:val="19"/>
+          <w:szCs w:val="19"/>
+        </w:rPr>
+        <w:t xml:space="preserve">    WHERE   e.status = N'Доступно'</w:t>
+      </w:r>
+    </w:p>
+    <w:p>
+      <w:pPr>
+        <w:pBdr>
+          <w:left w:val="single" w:color="BFBFBF" w:sz="12" w:space="6"/>
+        </w:pBdr>
+        <w:shd w:fill="F2F2F2" w:color="auto" w:val="clear"/>
+        <w:spacing w:after="0" w:line="240"/>
+      </w:pPr>
+      <w:r>
+        <w:rPr>
+          <w:rFonts w:ascii="Consolas" w:cs="Consolas" w:eastAsia="Consolas" w:hAnsi="Consolas"/>
+          <w:sz w:val="19"/>
+          <w:szCs w:val="19"/>
+        </w:rPr>
+        <w:t xml:space="preserve">    ORDER BY c.name, e.name;</w:t>
+      </w:r>
+    </w:p>
+    <w:p>
+      <w:pPr>
+        <w:pBdr>
+          <w:left w:val="single" w:color="BFBFBF" w:sz="12" w:space="6"/>
+        </w:pBdr>
+        <w:shd w:fill="F2F2F2" w:color="auto" w:val="clear"/>
+        <w:spacing w:after="160" w:line="240"/>
+      </w:pPr>
+      <w:r>
+        <w:rPr>
+          <w:rFonts w:ascii="Consolas" w:cs="Consolas" w:eastAsia="Consolas" w:hAnsi="Consolas"/>
+          <w:sz w:val="19"/>
+          <w:szCs w:val="19"/>
+        </w:rPr>
+        <w:t xml:space="preserve">END;</w:t>
+      </w:r>
+    </w:p>
+    <w:p>
+      <w:pPr>
+        <w:spacing w:after="120" w:line="276"/>
+        <w:jc w:val="both"/>
+      </w:pPr>
+      <w:r>
+        <w:rPr>
+          <w:rFonts w:ascii="Times New Roman" w:cs="Times New Roman" w:eastAsia="Times New Roman" w:hAnsi="Times New Roman"/>
+          <w:b w:val="false"/>
+          <w:bCs w:val="false"/>
+          <w:i w:val="false"/>
+          <w:iCs w:val="false"/>
+          <w:sz w:val="24"/>
+          <w:szCs w:val="24"/>
+        </w:rPr>
         <w:t xml:space="preserve">Корректный запуск — процедура вызывается по имени, без аргументов:</w:t>
       </w:r>
     </w:p>
@@ -1025,7 +1213,75 @@
           <w:sz w:val="19"/>
           <w:szCs w:val="19"/>
         </w:rPr>
-        <w:t xml:space="preserve">CREATE OR ALTER PROCEDURE dbo.usp_ShowRentalsByClient</w:t>
+        <w:t xml:space="preserve">IF OBJECT_ID('dbo.usp_ShowRentalsByClient', 'P') IS NOT NULL</w:t>
+      </w:r>
+    </w:p>
+    <w:p>
+      <w:pPr>
+        <w:pBdr>
+          <w:left w:val="single" w:color="BFBFBF" w:sz="12" w:space="6"/>
+        </w:pBdr>
+        <w:shd w:fill="F2F2F2" w:color="auto" w:val="clear"/>
+        <w:spacing w:after="0" w:line="240"/>
+      </w:pPr>
+      <w:r>
+        <w:rPr>
+          <w:rFonts w:ascii="Consolas" w:cs="Consolas" w:eastAsia="Consolas" w:hAnsi="Consolas"/>
+          <w:sz w:val="19"/>
+          <w:szCs w:val="19"/>
+        </w:rPr>
+        <w:t xml:space="preserve">    DROP PROCEDURE dbo.usp_ShowRentalsByClient;</w:t>
+      </w:r>
+    </w:p>
+    <w:p>
+      <w:pPr>
+        <w:pBdr>
+          <w:left w:val="single" w:color="BFBFBF" w:sz="12" w:space="6"/>
+        </w:pBdr>
+        <w:shd w:fill="F2F2F2" w:color="auto" w:val="clear"/>
+        <w:spacing w:after="0" w:line="240"/>
+      </w:pPr>
+      <w:r>
+        <w:rPr>
+          <w:rFonts w:ascii="Consolas" w:cs="Consolas" w:eastAsia="Consolas" w:hAnsi="Consolas"/>
+          <w:sz w:val="19"/>
+          <w:szCs w:val="19"/>
+        </w:rPr>
+        <w:t xml:space="preserve">GO</w:t>
+      </w:r>
+    </w:p>
+    <w:p>
+      <w:pPr>
+        <w:pBdr>
+          <w:left w:val="single" w:color="BFBFBF" w:sz="12" w:space="6"/>
+        </w:pBdr>
+        <w:shd w:fill="F2F2F2" w:color="auto" w:val="clear"/>
+        <w:spacing w:after="0" w:line="240"/>
+      </w:pPr>
+      <w:r>
+        <w:rPr>
+          <w:rFonts w:ascii="Consolas" w:cs="Consolas" w:eastAsia="Consolas" w:hAnsi="Consolas"/>
+          <w:sz w:val="19"/>
+          <w:szCs w:val="19"/>
+        </w:rPr>
+        <w:t xml:space="preserve"> </w:t>
+      </w:r>
+    </w:p>
+    <w:p>
+      <w:pPr>
+        <w:pBdr>
+          <w:left w:val="single" w:color="BFBFBF" w:sz="12" w:space="6"/>
+        </w:pBdr>
+        <w:shd w:fill="F2F2F2" w:color="auto" w:val="clear"/>
+        <w:spacing w:after="0" w:line="240"/>
+      </w:pPr>
+      <w:r>
+        <w:rPr>
+          <w:rFonts w:ascii="Consolas" w:cs="Consolas" w:eastAsia="Consolas" w:hAnsi="Consolas"/>
+          <w:sz w:val="19"/>
+          <w:szCs w:val="19"/>
+        </w:rPr>
+        <w:t xml:space="preserve">CREATE PROCEDURE dbo.usp_ShowRentalsByClient</w:t>
       </w:r>
     </w:p>
     <w:p>
@@ -1746,7 +2002,75 @@
           <w:sz w:val="19"/>
           <w:szCs w:val="19"/>
         </w:rPr>
-        <w:t xml:space="preserve">CREATE OR ALTER PROCEDURE dbo.usp_AddClient</w:t>
+        <w:t xml:space="preserve">IF OBJECT_ID('dbo.usp_AddClient', 'P') IS NOT NULL</w:t>
+      </w:r>
+    </w:p>
+    <w:p>
+      <w:pPr>
+        <w:pBdr>
+          <w:left w:val="single" w:color="BFBFBF" w:sz="12" w:space="6"/>
+        </w:pBdr>
+        <w:shd w:fill="F2F2F2" w:color="auto" w:val="clear"/>
+        <w:spacing w:after="0" w:line="240"/>
+      </w:pPr>
+      <w:r>
+        <w:rPr>
+          <w:rFonts w:ascii="Consolas" w:cs="Consolas" w:eastAsia="Consolas" w:hAnsi="Consolas"/>
+          <w:sz w:val="19"/>
+          <w:szCs w:val="19"/>
+        </w:rPr>
+        <w:t xml:space="preserve">    DROP PROCEDURE dbo.usp_AddClient;</w:t>
+      </w:r>
+    </w:p>
+    <w:p>
+      <w:pPr>
+        <w:pBdr>
+          <w:left w:val="single" w:color="BFBFBF" w:sz="12" w:space="6"/>
+        </w:pBdr>
+        <w:shd w:fill="F2F2F2" w:color="auto" w:val="clear"/>
+        <w:spacing w:after="0" w:line="240"/>
+      </w:pPr>
+      <w:r>
+        <w:rPr>
+          <w:rFonts w:ascii="Consolas" w:cs="Consolas" w:eastAsia="Consolas" w:hAnsi="Consolas"/>
+          <w:sz w:val="19"/>
+          <w:szCs w:val="19"/>
+        </w:rPr>
+        <w:t xml:space="preserve">GO</w:t>
+      </w:r>
+    </w:p>
+    <w:p>
+      <w:pPr>
+        <w:pBdr>
+          <w:left w:val="single" w:color="BFBFBF" w:sz="12" w:space="6"/>
+        </w:pBdr>
+        <w:shd w:fill="F2F2F2" w:color="auto" w:val="clear"/>
+        <w:spacing w:after="0" w:line="240"/>
+      </w:pPr>
+      <w:r>
+        <w:rPr>
+          <w:rFonts w:ascii="Consolas" w:cs="Consolas" w:eastAsia="Consolas" w:hAnsi="Consolas"/>
+          <w:sz w:val="19"/>
+          <w:szCs w:val="19"/>
+        </w:rPr>
+        <w:t xml:space="preserve"> </w:t>
+      </w:r>
+    </w:p>
+    <w:p>
+      <w:pPr>
+        <w:pBdr>
+          <w:left w:val="single" w:color="BFBFBF" w:sz="12" w:space="6"/>
+        </w:pBdr>
+        <w:shd w:fill="F2F2F2" w:color="auto" w:val="clear"/>
+        <w:spacing w:after="0" w:line="240"/>
+      </w:pPr>
+      <w:r>
+        <w:rPr>
+          <w:rFonts w:ascii="Consolas" w:cs="Consolas" w:eastAsia="Consolas" w:hAnsi="Consolas"/>
+          <w:sz w:val="19"/>
+          <w:szCs w:val="19"/>
+        </w:rPr>
+        <w:t xml:space="preserve">CREATE PROCEDURE dbo.usp_AddClient</w:t>
       </w:r>
     </w:p>
     <w:p>
@@ -3076,7 +3400,75 @@
           <w:sz w:val="19"/>
           <w:szCs w:val="19"/>
         </w:rPr>
-        <w:t xml:space="preserve">CREATE OR ALTER PROCEDURE dbo.usp_AddPayment</w:t>
+        <w:t xml:space="preserve">IF OBJECT_ID('dbo.usp_AddPayment', 'P') IS NOT NULL</w:t>
+      </w:r>
+    </w:p>
+    <w:p>
+      <w:pPr>
+        <w:pBdr>
+          <w:left w:val="single" w:color="BFBFBF" w:sz="12" w:space="6"/>
+        </w:pBdr>
+        <w:shd w:fill="F2F2F2" w:color="auto" w:val="clear"/>
+        <w:spacing w:after="0" w:line="240"/>
+      </w:pPr>
+      <w:r>
+        <w:rPr>
+          <w:rFonts w:ascii="Consolas" w:cs="Consolas" w:eastAsia="Consolas" w:hAnsi="Consolas"/>
+          <w:sz w:val="19"/>
+          <w:szCs w:val="19"/>
+        </w:rPr>
+        <w:t xml:space="preserve">    DROP PROCEDURE dbo.usp_AddPayment;</w:t>
+      </w:r>
+    </w:p>
+    <w:p>
+      <w:pPr>
+        <w:pBdr>
+          <w:left w:val="single" w:color="BFBFBF" w:sz="12" w:space="6"/>
+        </w:pBdr>
+        <w:shd w:fill="F2F2F2" w:color="auto" w:val="clear"/>
+        <w:spacing w:after="0" w:line="240"/>
+      </w:pPr>
+      <w:r>
+        <w:rPr>
+          <w:rFonts w:ascii="Consolas" w:cs="Consolas" w:eastAsia="Consolas" w:hAnsi="Consolas"/>
+          <w:sz w:val="19"/>
+          <w:szCs w:val="19"/>
+        </w:rPr>
+        <w:t xml:space="preserve">GO</w:t>
+      </w:r>
+    </w:p>
+    <w:p>
+      <w:pPr>
+        <w:pBdr>
+          <w:left w:val="single" w:color="BFBFBF" w:sz="12" w:space="6"/>
+        </w:pBdr>
+        <w:shd w:fill="F2F2F2" w:color="auto" w:val="clear"/>
+        <w:spacing w:after="0" w:line="240"/>
+      </w:pPr>
+      <w:r>
+        <w:rPr>
+          <w:rFonts w:ascii="Consolas" w:cs="Consolas" w:eastAsia="Consolas" w:hAnsi="Consolas"/>
+          <w:sz w:val="19"/>
+          <w:szCs w:val="19"/>
+        </w:rPr>
+        <w:t xml:space="preserve"> </w:t>
+      </w:r>
+    </w:p>
+    <w:p>
+      <w:pPr>
+        <w:pBdr>
+          <w:left w:val="single" w:color="BFBFBF" w:sz="12" w:space="6"/>
+        </w:pBdr>
+        <w:shd w:fill="F2F2F2" w:color="auto" w:val="clear"/>
+        <w:spacing w:after="0" w:line="240"/>
+      </w:pPr>
+      <w:r>
+        <w:rPr>
+          <w:rFonts w:ascii="Consolas" w:cs="Consolas" w:eastAsia="Consolas" w:hAnsi="Consolas"/>
+          <w:sz w:val="19"/>
+          <w:szCs w:val="19"/>
+        </w:rPr>
+        <w:t xml:space="preserve">CREATE PROCEDURE dbo.usp_AddPayment</w:t>
       </w:r>
     </w:p>
     <w:p>
@@ -4390,24 +4782,92 @@
           <w:sz w:val="24"/>
           <w:szCs w:val="24"/>
         </w:rPr>
-        <w:t xml:space="preserve">Поэтому процедура usp_AddPayment дополняется через CREATE OR ALTER: вставка переносится внутрь транзакции, а весь блок оборачивается в TRY...CATCH. Блок CATCH откатывает транзакцию (ROLLBACK) и возвращает приложению номер, текст и строку ошибки, поэтому данные остаются в прежнем состоянии.</w:t>
-      </w:r>
-    </w:p>
-    <w:p>
-      <w:pPr>
-        <w:pBdr>
-          <w:left w:val="single" w:color="BFBFBF" w:sz="12" w:space="6"/>
-        </w:pBdr>
-        <w:shd w:fill="F2F2F2" w:color="auto" w:val="clear"/>
-        <w:spacing w:after="0" w:line="240"/>
-      </w:pPr>
-      <w:r>
-        <w:rPr>
-          <w:rFonts w:ascii="Consolas" w:cs="Consolas" w:eastAsia="Consolas" w:hAnsi="Consolas"/>
-          <w:sz w:val="19"/>
-          <w:szCs w:val="19"/>
-        </w:rPr>
-        <w:t xml:space="preserve">CREATE OR ALTER PROCEDURE dbo.usp_AddPayment</w:t>
+        <w:t xml:space="preserve">Поэтому процедура usp_AddPayment пересоздаётся в дополненном виде: вставка переносится внутрь транзакции, а весь блок оборачивается в TRY...CATCH. Блок CATCH откатывает транзакцию (ROLLBACK) и возвращает приложению номер, текст и строку ошибки, поэтому данные остаются в прежнем состоянии.</w:t>
+      </w:r>
+    </w:p>
+    <w:p>
+      <w:pPr>
+        <w:pBdr>
+          <w:left w:val="single" w:color="BFBFBF" w:sz="12" w:space="6"/>
+        </w:pBdr>
+        <w:shd w:fill="F2F2F2" w:color="auto" w:val="clear"/>
+        <w:spacing w:after="0" w:line="240"/>
+      </w:pPr>
+      <w:r>
+        <w:rPr>
+          <w:rFonts w:ascii="Consolas" w:cs="Consolas" w:eastAsia="Consolas" w:hAnsi="Consolas"/>
+          <w:sz w:val="19"/>
+          <w:szCs w:val="19"/>
+        </w:rPr>
+        <w:t xml:space="preserve">IF OBJECT_ID('dbo.usp_AddPayment', 'P') IS NOT NULL</w:t>
+      </w:r>
+    </w:p>
+    <w:p>
+      <w:pPr>
+        <w:pBdr>
+          <w:left w:val="single" w:color="BFBFBF" w:sz="12" w:space="6"/>
+        </w:pBdr>
+        <w:shd w:fill="F2F2F2" w:color="auto" w:val="clear"/>
+        <w:spacing w:after="0" w:line="240"/>
+      </w:pPr>
+      <w:r>
+        <w:rPr>
+          <w:rFonts w:ascii="Consolas" w:cs="Consolas" w:eastAsia="Consolas" w:hAnsi="Consolas"/>
+          <w:sz w:val="19"/>
+          <w:szCs w:val="19"/>
+        </w:rPr>
+        <w:t xml:space="preserve">    DROP PROCEDURE dbo.usp_AddPayment;</w:t>
+      </w:r>
+    </w:p>
+    <w:p>
+      <w:pPr>
+        <w:pBdr>
+          <w:left w:val="single" w:color="BFBFBF" w:sz="12" w:space="6"/>
+        </w:pBdr>
+        <w:shd w:fill="F2F2F2" w:color="auto" w:val="clear"/>
+        <w:spacing w:after="0" w:line="240"/>
+      </w:pPr>
+      <w:r>
+        <w:rPr>
+          <w:rFonts w:ascii="Consolas" w:cs="Consolas" w:eastAsia="Consolas" w:hAnsi="Consolas"/>
+          <w:sz w:val="19"/>
+          <w:szCs w:val="19"/>
+        </w:rPr>
+        <w:t xml:space="preserve">GO</w:t>
+      </w:r>
+    </w:p>
+    <w:p>
+      <w:pPr>
+        <w:pBdr>
+          <w:left w:val="single" w:color="BFBFBF" w:sz="12" w:space="6"/>
+        </w:pBdr>
+        <w:shd w:fill="F2F2F2" w:color="auto" w:val="clear"/>
+        <w:spacing w:after="0" w:line="240"/>
+      </w:pPr>
+      <w:r>
+        <w:rPr>
+          <w:rFonts w:ascii="Consolas" w:cs="Consolas" w:eastAsia="Consolas" w:hAnsi="Consolas"/>
+          <w:sz w:val="19"/>
+          <w:szCs w:val="19"/>
+        </w:rPr>
+        <w:t xml:space="preserve"> </w:t>
+      </w:r>
+    </w:p>
+    <w:p>
+      <w:pPr>
+        <w:pBdr>
+          <w:left w:val="single" w:color="BFBFBF" w:sz="12" w:space="6"/>
+        </w:pBdr>
+        <w:shd w:fill="F2F2F2" w:color="auto" w:val="clear"/>
+        <w:spacing w:after="0" w:line="240"/>
+      </w:pPr>
+      <w:r>
+        <w:rPr>
+          <w:rFonts w:ascii="Consolas" w:cs="Consolas" w:eastAsia="Consolas" w:hAnsi="Consolas"/>
+          <w:sz w:val="19"/>
+          <w:szCs w:val="19"/>
+        </w:rPr>
+        <w:t xml:space="preserve">CREATE PROCEDURE dbo.usp_AddPayment</w:t>
       </w:r>
     </w:p>
     <w:p>
@@ -5584,7 +6044,75 @@
           <w:sz w:val="19"/>
           <w:szCs w:val="19"/>
         </w:rPr>
-        <w:t xml:space="preserve">CREATE OR ALTER PROCEDURE dbo.usp_CloseRental</w:t>
+        <w:t xml:space="preserve">IF OBJECT_ID('dbo.usp_CloseRental', 'P') IS NOT NULL</w:t>
+      </w:r>
+    </w:p>
+    <w:p>
+      <w:pPr>
+        <w:pBdr>
+          <w:left w:val="single" w:color="BFBFBF" w:sz="12" w:space="6"/>
+        </w:pBdr>
+        <w:shd w:fill="F2F2F2" w:color="auto" w:val="clear"/>
+        <w:spacing w:after="0" w:line="240"/>
+      </w:pPr>
+      <w:r>
+        <w:rPr>
+          <w:rFonts w:ascii="Consolas" w:cs="Consolas" w:eastAsia="Consolas" w:hAnsi="Consolas"/>
+          <w:sz w:val="19"/>
+          <w:szCs w:val="19"/>
+        </w:rPr>
+        <w:t xml:space="preserve">    DROP PROCEDURE dbo.usp_CloseRental;</w:t>
+      </w:r>
+    </w:p>
+    <w:p>
+      <w:pPr>
+        <w:pBdr>
+          <w:left w:val="single" w:color="BFBFBF" w:sz="12" w:space="6"/>
+        </w:pBdr>
+        <w:shd w:fill="F2F2F2" w:color="auto" w:val="clear"/>
+        <w:spacing w:after="0" w:line="240"/>
+      </w:pPr>
+      <w:r>
+        <w:rPr>
+          <w:rFonts w:ascii="Consolas" w:cs="Consolas" w:eastAsia="Consolas" w:hAnsi="Consolas"/>
+          <w:sz w:val="19"/>
+          <w:szCs w:val="19"/>
+        </w:rPr>
+        <w:t xml:space="preserve">GO</w:t>
+      </w:r>
+    </w:p>
+    <w:p>
+      <w:pPr>
+        <w:pBdr>
+          <w:left w:val="single" w:color="BFBFBF" w:sz="12" w:space="6"/>
+        </w:pBdr>
+        <w:shd w:fill="F2F2F2" w:color="auto" w:val="clear"/>
+        <w:spacing w:after="0" w:line="240"/>
+      </w:pPr>
+      <w:r>
+        <w:rPr>
+          <w:rFonts w:ascii="Consolas" w:cs="Consolas" w:eastAsia="Consolas" w:hAnsi="Consolas"/>
+          <w:sz w:val="19"/>
+          <w:szCs w:val="19"/>
+        </w:rPr>
+        <w:t xml:space="preserve"> </w:t>
+      </w:r>
+    </w:p>
+    <w:p>
+      <w:pPr>
+        <w:pBdr>
+          <w:left w:val="single" w:color="BFBFBF" w:sz="12" w:space="6"/>
+        </w:pBdr>
+        <w:shd w:fill="F2F2F2" w:color="auto" w:val="clear"/>
+        <w:spacing w:after="0" w:line="240"/>
+      </w:pPr>
+      <w:r>
+        <w:rPr>
+          <w:rFonts w:ascii="Consolas" w:cs="Consolas" w:eastAsia="Consolas" w:hAnsi="Consolas"/>
+          <w:sz w:val="19"/>
+          <w:szCs w:val="19"/>
+        </w:rPr>
+        <w:t xml:space="preserve">CREATE PROCEDURE dbo.usp_CloseRental</w:t>
       </w:r>
     </w:p>
     <w:p>
